--- a/ressources/docx/activite-01-fiche-eleve.docx
+++ b/ressources/docx/activite-01-fiche-eleve.docx
@@ -35,7 +35,7 @@
           <w:b w:val="0"/>
           <w:i w:val="0"/>
         </w:rPr>
-        <w:t>Trouver l'astragale</w:t>
+        <w:t>Enquête sur un os mystère</w:t>
       </w:r>
     </w:p>
     <w:tbl>
@@ -54,6 +54,7 @@
       <w:tr>
         <w:trPr>
           <w:cantSplit/>
+          <w:tblHeader w:val="true"/>
         </w:trPr>
         <w:tc>
           <w:tcPr>
@@ -75,16 +76,7 @@
                 <w:b/>
                 <w:i w:val="0"/>
               </w:rPr>
-              <w:t>Type</w:t>
-            </w:r>
-          </w:p>
-          <w:p>
-            <w:r>
-              <w:rPr>
-                <w:b w:val="0"/>
-                <w:i w:val="0"/>
-              </w:rPr>
-              <w:t>Fiche élève</w:t>
+              <w:t>Public</w:t>
             </w:r>
           </w:p>
         </w:tc>
@@ -108,16 +100,7 @@
                 <w:b/>
                 <w:i w:val="0"/>
               </w:rPr>
-              <w:t>Public</w:t>
-            </w:r>
-          </w:p>
-          <w:p>
-            <w:r>
-              <w:rPr>
-                <w:b w:val="0"/>
-                <w:i w:val="0"/>
-              </w:rPr>
-              <w:t>8-12 ans</w:t>
+              <w:t>Mission</w:t>
             </w:r>
           </w:p>
         </w:tc>
@@ -141,16 +124,7 @@
                 <w:b/>
                 <w:i w:val="0"/>
               </w:rPr>
-              <w:t>Durée</w:t>
-            </w:r>
-          </w:p>
-          <w:p>
-            <w:r>
-              <w:rPr>
-                <w:b w:val="0"/>
-                <w:i w:val="0"/>
-              </w:rPr>
-              <w:t>30-45 min</w:t>
+              <w:t>Travail</w:t>
             </w:r>
           </w:p>
         </w:tc>
@@ -177,13 +151,93 @@
               <w:t>Version</w:t>
             </w:r>
           </w:p>
+        </w:tc>
+      </w:tr>
+      <w:tr>
+        <w:trPr>
+          <w:cantSplit/>
+        </w:trPr>
+        <w:tc>
+          <w:tcPr>
+            <w:tcW w:type="dxa" w:w="2579"/>
+            <w:shd w:fill="F7F4EF"/>
+            <w:tcMar>
+              <w:top w:w="90" w:type="dxa"/>
+              <w:start w:w="120" w:type="dxa"/>
+              <w:bottom w:w="90" w:type="dxa"/>
+              <w:end w:w="120" w:type="dxa"/>
+            </w:tcMar>
+          </w:tcPr>
           <w:p>
             <w:r>
               <w:rPr>
                 <w:b w:val="0"/>
                 <w:i w:val="0"/>
               </w:rPr>
-              <w:t>1.0 pilote</w:t>
+              <w:t>8-12 ans</w:t>
+            </w:r>
+          </w:p>
+        </w:tc>
+        <w:tc>
+          <w:tcPr>
+            <w:tcW w:type="dxa" w:w="2579"/>
+            <w:shd w:fill="F7F4EF"/>
+            <w:tcMar>
+              <w:top w:w="90" w:type="dxa"/>
+              <w:start w:w="120" w:type="dxa"/>
+              <w:bottom w:w="90" w:type="dxa"/>
+              <w:end w:w="120" w:type="dxa"/>
+            </w:tcMar>
+          </w:tcPr>
+          <w:p>
+            <w:r>
+              <w:rPr>
+                <w:b w:val="0"/>
+                <w:i w:val="0"/>
+              </w:rPr>
+              <w:t>Observer et localiser</w:t>
+            </w:r>
+          </w:p>
+        </w:tc>
+        <w:tc>
+          <w:tcPr>
+            <w:tcW w:type="dxa" w:w="2579"/>
+            <w:shd w:fill="F7F4EF"/>
+            <w:tcMar>
+              <w:top w:w="90" w:type="dxa"/>
+              <w:start w:w="120" w:type="dxa"/>
+              <w:bottom w:w="90" w:type="dxa"/>
+              <w:end w:w="120" w:type="dxa"/>
+            </w:tcMar>
+          </w:tcPr>
+          <w:p>
+            <w:r>
+              <w:rPr>
+                <w:b w:val="0"/>
+                <w:i w:val="0"/>
+              </w:rPr>
+              <w:t>Seul ou en binôme</w:t>
+            </w:r>
+          </w:p>
+        </w:tc>
+        <w:tc>
+          <w:tcPr>
+            <w:tcW w:type="dxa" w:w="2581"/>
+            <w:shd w:fill="F7F4EF"/>
+            <w:tcMar>
+              <w:top w:w="90" w:type="dxa"/>
+              <w:start w:w="120" w:type="dxa"/>
+              <w:bottom w:w="90" w:type="dxa"/>
+              <w:end w:w="120" w:type="dxa"/>
+            </w:tcMar>
+          </w:tcPr>
+          <w:p>
+            <w:r>
+              <w:rPr>
+                <w:b w:val="0"/>
+                <w:i w:val="0"/>
+              </w:rPr>
+              <w:t>2.0</w:t>
             </w:r>
           </w:p>
         </w:tc>
@@ -198,7 +252,19 @@
           <w:b w:val="0"/>
           <w:i w:val="0"/>
         </w:rPr>
-        <w:t>Version pilote - contenu à tester et à relire avant diffusion définitive.</w:t>
+        <w:t>Fiche pilote. Utilisation avec des élèves après validation scientifique et pédagogique humaine.</w:t>
+      </w:r>
+    </w:p>
+    <w:p>
+      <w:pPr>
+        <w:keepLines/>
+      </w:pPr>
+      <w:r>
+        <w:rPr>
+          <w:b w:val="0"/>
+          <w:i w:val="0"/>
+        </w:rPr>
+        <w:t>Le PDF est une fiche papier sans champs de formulaire. Pour répondre numériquement, utiliser la version Word éditable.</w:t>
       </w:r>
     </w:p>
     <w:p>
@@ -221,45 +287,7 @@
           <w:b w:val="0"/>
           <w:i w:val="0"/>
         </w:rPr>
-        <w:t>Retrouver où se cache le talus/astragale dans le pied et expliquer ta réponse avec des indices visibles.</w:t>
-      </w:r>
-    </w:p>
-    <w:p>
-      <w:pPr>
-        <w:keepLines/>
-      </w:pPr>
-      <w:r>
-        <w:rPr>
-          <w:b/>
-          <w:i w:val="0"/>
-        </w:rPr>
-        <w:t>Objectif :</w:t>
-      </w:r>
-      <w:r>
-        <w:rPr>
-          <w:b w:val="0"/>
-          <w:i w:val="0"/>
-        </w:rPr>
-        <w:t xml:space="preserve"> apprendre à observer un os, proposer une localisation et expliquer ce qui te fait penser cela.</w:t>
-      </w:r>
-    </w:p>
-    <w:p>
-      <w:pPr>
-        <w:keepLines/>
-      </w:pPr>
-      <w:r>
-        <w:rPr>
-          <w:b/>
-          <w:i w:val="0"/>
-        </w:rPr>
-        <w:t>Matériel :</w:t>
-      </w:r>
-      <w:r>
-        <w:rPr>
-          <w:b w:val="0"/>
-          <w:i w:val="0"/>
-        </w:rPr>
-        <w:t xml:space="preserve"> cette fiche, un crayon et le support d'observation.</w:t>
+        <w:t>Observe un os mystère, propose où il se place dans le pied, donne deux indices, puis vérifie et corrige ta réponse si nécessaire.</w:t>
       </w:r>
     </w:p>
     <w:p>
@@ -273,13 +301,11 @@
           <w:b w:val="0"/>
           <w:i w:val="0"/>
         </w:rPr>
-        <w:t>1. Décris avant de deviner</w:t>
+        <w:t>1. J'observe sans nommer</w:t>
       </w:r>
     </w:p>
     <w:p>
       <w:pPr>
-        <w:pStyle w:val="ListNumber"/>
-        <w:keepNext/>
         <w:keepLines/>
       </w:pPr>
       <w:r>
@@ -287,21 +313,7 @@
           <w:b w:val="0"/>
           <w:i w:val="0"/>
         </w:rPr>
-        <w:t>Regarde l'os sous plusieurs angles.</w:t>
-      </w:r>
-    </w:p>
-    <w:p>
-      <w:pPr>
-        <w:pStyle w:val="ListNumber"/>
-        <w:keepNext w:val="0"/>
-        <w:keepLines/>
-      </w:pPr>
-      <w:r>
-        <w:rPr>
-          <w:b w:val="0"/>
-          <w:i w:val="0"/>
-        </w:rPr>
-        <w:t>Écris au moins trois détails : forme, bosses, creux ou surfaces lisses.</w:t>
+        <w:t>Regarde les vues A et B du support 1. Écris ou dessine au moins trois détails vraiment visibles.</w:t>
       </w:r>
     </w:p>
     <w:p>
@@ -377,14 +389,14 @@
           <w:b/>
           <w:i w:val="0"/>
         </w:rPr>
-        <w:t>Banque de mots :</w:t>
+        <w:t>Mots possibles :</w:t>
       </w:r>
       <w:r>
         <w:rPr>
           <w:b w:val="0"/>
           <w:i w:val="0"/>
         </w:rPr>
-        <w:t xml:space="preserve"> arrondi - creux - bosse - surface lisse - étroit - large - articulation.</w:t>
+        <w:t xml:space="preserve"> arrondi - creux - bosse - surface lisse - étroit - large - bord - relief.</w:t>
       </w:r>
     </w:p>
     <w:p>
@@ -398,19 +410,7 @@
           <w:b w:val="0"/>
           <w:i w:val="0"/>
         </w:rPr>
-        <w:t>2. Cherche sa place</w:t>
-      </w:r>
-    </w:p>
-    <w:p>
-      <w:pPr>
-        <w:keepLines/>
-      </w:pPr>
-      <w:r>
-        <w:rPr>
-          <w:b w:val="0"/>
-          <w:i w:val="0"/>
-        </w:rPr>
-        <w:t>Sur le support, repère la zone entre la jambe et le reste du pied. Entoure l'endroit où tu placerais l'os.</w:t>
+        <w:t>2. Je sépare observation et hypothèse</w:t>
       </w:r>
     </w:p>
     <w:tbl>
@@ -428,19 +428,19 @@
       <w:tr>
         <w:trPr>
           <w:cantSplit/>
-          <w:cantSplit/>
+          <w:tblHeader w:val="true"/>
         </w:trPr>
         <w:tc>
           <w:tcPr>
             <w:tcW w:type="dxa" w:w="5159"/>
             <w:vAlign w:val="top"/>
-            <w:shd w:fill="F7F4EF"/>
             <w:tcMar>
               <w:top w:w="90" w:type="dxa"/>
               <w:start w:w="120" w:type="dxa"/>
               <w:bottom w:w="90" w:type="dxa"/>
               <w:end w:w="120" w:type="dxa"/>
             </w:tcMar>
+            <w:shd w:fill="F0F1EE"/>
           </w:tcPr>
           <w:p>
             <w:pPr>
@@ -455,30 +455,18 @@
               <w:t>J'observe</w:t>
             </w:r>
           </w:p>
-          <w:p>
-            <w:pPr>
-              <w:keepLines/>
-            </w:pPr>
-            <w:r>
-              <w:rPr>
-                <w:b w:val="0"/>
-                <w:i w:val="0"/>
-              </w:rPr>
-              <w:t>Écris ce qui est vraiment visible.</w:t>
-            </w:r>
-          </w:p>
         </w:tc>
         <w:tc>
           <w:tcPr>
             <w:tcW w:type="dxa" w:w="5159"/>
             <w:vAlign w:val="top"/>
-            <w:shd w:fill="F7F4EF"/>
             <w:tcMar>
               <w:top w:w="90" w:type="dxa"/>
               <w:start w:w="120" w:type="dxa"/>
               <w:bottom w:w="90" w:type="dxa"/>
               <w:end w:w="120" w:type="dxa"/>
             </w:tcMar>
+            <w:shd w:fill="F0F1EE"/>
           </w:tcPr>
           <w:p>
             <w:pPr>
@@ -493,6 +481,24 @@
               <w:t>Je suppose</w:t>
             </w:r>
           </w:p>
+        </w:tc>
+      </w:tr>
+      <w:tr>
+        <w:trPr>
+          <w:cantSplit/>
+        </w:trPr>
+        <w:tc>
+          <w:tcPr>
+            <w:tcW w:type="dxa" w:w="5159"/>
+            <w:vAlign w:val="top"/>
+            <w:tcMar>
+              <w:top w:w="90" w:type="dxa"/>
+              <w:start w:w="120" w:type="dxa"/>
+              <w:bottom w:w="90" w:type="dxa"/>
+              <w:end w:w="120" w:type="dxa"/>
+            </w:tcMar>
+            <w:shd w:fill="F7F4EF"/>
+          </w:tcPr>
           <w:p>
             <w:pPr>
               <w:keepLines/>
@@ -502,7 +508,32 @@
                 <w:b w:val="0"/>
                 <w:i w:val="0"/>
               </w:rPr>
-              <w:t>Écris où l'os pourrait se trouver.</w:t>
+              <w:t>Un détail que je peux montrer :</w:t>
+            </w:r>
+          </w:p>
+        </w:tc>
+        <w:tc>
+          <w:tcPr>
+            <w:tcW w:type="dxa" w:w="5159"/>
+            <w:vAlign w:val="top"/>
+            <w:tcMar>
+              <w:top w:w="90" w:type="dxa"/>
+              <w:start w:w="120" w:type="dxa"/>
+              <w:bottom w:w="90" w:type="dxa"/>
+              <w:end w:w="120" w:type="dxa"/>
+            </w:tcMar>
+            <w:shd w:fill="F7F4EF"/>
+          </w:tcPr>
+          <w:p>
+            <w:pPr>
+              <w:keepLines/>
+            </w:pPr>
+            <w:r>
+              <w:rPr>
+                <w:b w:val="0"/>
+                <w:i w:val="0"/>
+              </w:rPr>
+              <w:t>Une place possible dans le corps :</w:t>
             </w:r>
           </w:p>
         </w:tc>
@@ -597,7 +628,93 @@
           <w:b w:val="0"/>
           <w:i w:val="0"/>
         </w:rPr>
-        <w:t>3. Justifie avec deux indices</w:t>
+        <w:t>3. Je cherche sa place</w:t>
+      </w:r>
+    </w:p>
+    <w:p>
+      <w:pPr>
+        <w:keepLines/>
+      </w:pPr>
+      <w:r>
+        <w:rPr>
+          <w:b w:val="0"/>
+          <w:i w:val="0"/>
+        </w:rPr>
+        <w:t>Sur le support 2, entoure un os ou une petite zone. N'entoure pas tout le pied.</w:t>
+      </w:r>
+    </w:p>
+    <w:p>
+      <w:pPr>
+        <w:keepLines/>
+      </w:pPr>
+      <w:r>
+        <w:rPr>
+          <w:b w:val="0"/>
+          <w:i w:val="0"/>
+        </w:rPr>
+        <w:t>Ma proposition : l'os mystère pourrait se trouver ________________________________________________.</w:t>
+      </w:r>
+    </w:p>
+    <w:p>
+      <w:pPr>
+        <w:keepLines/>
+        <w:spacing w:after="100"/>
+        <w:pBdr>
+          <w:bottom w:val="dotted" w:sz="4" w:space="2" w:color="A9B0AC"/>
+        </w:pBdr>
+      </w:pPr>
+      <w:r>
+        <w:t xml:space="preserve"> </w:t>
+      </w:r>
+    </w:p>
+    <w:p>
+      <w:pPr>
+        <w:keepLines/>
+        <w:spacing w:after="100"/>
+        <w:pBdr>
+          <w:bottom w:val="dotted" w:sz="4" w:space="2" w:color="A9B0AC"/>
+        </w:pBdr>
+      </w:pPr>
+      <w:r>
+        <w:t xml:space="preserve"> </w:t>
+      </w:r>
+    </w:p>
+    <w:p>
+      <w:pPr>
+        <w:keepLines/>
+        <w:spacing w:after="100"/>
+        <w:pBdr>
+          <w:bottom w:val="dotted" w:sz="4" w:space="2" w:color="A9B0AC"/>
+        </w:pBdr>
+      </w:pPr>
+      <w:r>
+        <w:t xml:space="preserve"> </w:t>
+      </w:r>
+    </w:p>
+    <w:p>
+      <w:pPr>
+        <w:pStyle w:val="Heading2"/>
+        <w:keepNext/>
+        <w:keepLines/>
+      </w:pPr>
+      <w:r>
+        <w:rPr>
+          <w:b w:val="0"/>
+          <w:i w:val="0"/>
+        </w:rPr>
+        <w:t>4. Je donne deux indices différents</w:t>
+      </w:r>
+    </w:p>
+    <w:p>
+      <w:pPr>
+        <w:keepLines/>
+      </w:pPr>
+      <w:r>
+        <w:rPr>
+          <w:b w:val="0"/>
+          <w:i w:val="0"/>
+        </w:rPr>
+        <w:t>Utilise seulement ce que les supports 1 et 2 montrent déjà. Tu pourras ajouter des indices après la révélation.</w:t>
       </w:r>
     </w:p>
     <w:p>
@@ -610,6 +727,13 @@
           <w:i w:val="0"/>
         </w:rPr>
         <w:t>Indice 1 :</w:t>
+      </w:r>
+      <w:r>
+        <w:rPr>
+          <w:b w:val="0"/>
+          <w:i w:val="0"/>
+        </w:rPr>
+        <w:t xml:space="preserve"> je propose cette place parce que...</w:t>
       </w:r>
     </w:p>
     <w:p>
@@ -659,6 +783,13 @@
         </w:rPr>
         <w:t>Indice 2 :</w:t>
       </w:r>
+      <w:r>
+        <w:rPr>
+          <w:b w:val="0"/>
+          <w:i w:val="0"/>
+        </w:rPr>
+        <w:t xml:space="preserve"> un autre détail visible qui soutient ma proposition est...</w:t>
+      </w:r>
     </w:p>
     <w:p>
       <w:pPr>
@@ -701,13 +832,330 @@
         <w:pStyle w:val="Heading2"/>
         <w:keepNext/>
         <w:keepLines/>
+        <w:pageBreakBefore/>
       </w:pPr>
       <w:r>
         <w:rPr>
           <w:b w:val="0"/>
           <w:i w:val="0"/>
         </w:rPr>
-        <w:t>4. Compare avec un autre mammifère</w:t>
+        <w:t>5. Je vérifie, je transfère et je distingue</w:t>
+      </w:r>
+    </w:p>
+    <w:p>
+      <w:pPr>
+        <w:keepLines/>
+      </w:pPr>
+      <w:r>
+        <w:rPr>
+          <w:b/>
+          <w:i w:val="0"/>
+        </w:rPr>
+        <w:t>N'ouvre cette page qu'au signal de l'adulte.</w:t>
+      </w:r>
+      <w:r>
+        <w:rPr>
+          <w:b w:val="0"/>
+          <w:i w:val="0"/>
+        </w:rPr>
+        <w:t xml:space="preserve"> Observe le support de vérification puis la seconde orientation. Complète ensuite :</w:t>
+      </w:r>
+    </w:p>
+    <w:tbl>
+      <w:tblPr>
+        <w:tblStyle w:val="TableGrid"/>
+        <w:tblLook w:firstColumn="1" w:firstRow="1" w:lastColumn="0" w:lastRow="0" w:noHBand="0" w:noVBand="1" w:val="04A0"/>
+        <w:tblW w:w="10318" w:type="dxa"/>
+        <w:tblInd w:w="120" w:type="dxa"/>
+        <w:tblLayout w:type="fixed"/>
+      </w:tblPr>
+      <w:tblGrid>
+        <w:gridCol w:w="3095"/>
+        <w:gridCol w:w="7223"/>
+      </w:tblGrid>
+      <w:tr>
+        <w:trPr>
+          <w:cantSplit/>
+          <w:tblHeader w:val="true"/>
+        </w:trPr>
+        <w:tc>
+          <w:tcPr>
+            <w:tcW w:type="dxa" w:w="3095"/>
+            <w:vAlign w:val="center"/>
+            <w:shd w:fill="F0F1EE"/>
+            <w:tcMar>
+              <w:top w:w="90" w:type="dxa"/>
+              <w:start w:w="120" w:type="dxa"/>
+              <w:bottom w:w="90" w:type="dxa"/>
+              <w:end w:w="120" w:type="dxa"/>
+            </w:tcMar>
+          </w:tcPr>
+          <w:p>
+            <w:pPr>
+              <w:keepNext/>
+              <w:keepLines/>
+              <w:spacing w:after="40" w:line="252" w:lineRule="auto"/>
+            </w:pPr>
+            <w:r>
+              <w:rPr>
+                <w:b/>
+                <w:i w:val="0"/>
+              </w:rPr>
+              <w:t>Mot</w:t>
+            </w:r>
+          </w:p>
+        </w:tc>
+        <w:tc>
+          <w:tcPr>
+            <w:tcW w:type="dxa" w:w="7223"/>
+            <w:vAlign w:val="center"/>
+            <w:shd w:fill="F0F1EE"/>
+            <w:tcMar>
+              <w:top w:w="90" w:type="dxa"/>
+              <w:start w:w="120" w:type="dxa"/>
+              <w:bottom w:w="90" w:type="dxa"/>
+              <w:end w:w="120" w:type="dxa"/>
+            </w:tcMar>
+          </w:tcPr>
+          <w:p>
+            <w:pPr>
+              <w:keepNext/>
+              <w:keepLines/>
+              <w:spacing w:after="40" w:line="252" w:lineRule="auto"/>
+            </w:pPr>
+            <w:r>
+              <w:rPr>
+                <w:b/>
+                <w:i w:val="0"/>
+              </w:rPr>
+              <w:t>Ce que j'ai compris</w:t>
+            </w:r>
+          </w:p>
+        </w:tc>
+      </w:tr>
+      <w:tr>
+        <w:trPr>
+          <w:cantSplit/>
+          <w:trHeight w:val="1020" w:hRule="atLeast"/>
+        </w:trPr>
+        <w:tc>
+          <w:tcPr>
+            <w:tcW w:type="dxa" w:w="3095"/>
+            <w:vAlign w:val="center"/>
+            <w:shd w:fill="F0F1EE"/>
+            <w:tcMar>
+              <w:top w:w="90" w:type="dxa"/>
+              <w:start w:w="120" w:type="dxa"/>
+              <w:bottom w:w="90" w:type="dxa"/>
+              <w:end w:w="120" w:type="dxa"/>
+            </w:tcMar>
+          </w:tcPr>
+          <w:p>
+            <w:pPr>
+              <w:keepNext/>
+              <w:keepLines/>
+              <w:spacing w:after="40" w:line="252" w:lineRule="auto"/>
+            </w:pPr>
+            <w:r>
+              <w:rPr>
+                <w:b/>
+                <w:i w:val="0"/>
+              </w:rPr>
+              <w:t>Talus / astragale</w:t>
+            </w:r>
+          </w:p>
+        </w:tc>
+        <w:tc>
+          <w:tcPr>
+            <w:tcW w:type="dxa" w:w="7223"/>
+            <w:vAlign w:val="center"/>
+            <w:tcMar>
+              <w:top w:w="90" w:type="dxa"/>
+              <w:start w:w="120" w:type="dxa"/>
+              <w:bottom w:w="90" w:type="dxa"/>
+              <w:end w:w="120" w:type="dxa"/>
+            </w:tcMar>
+          </w:tcPr>
+          <w:p>
+            <w:pPr>
+              <w:keepNext/>
+              <w:keepLines/>
+              <w:spacing w:after="40" w:line="252" w:lineRule="auto"/>
+            </w:pPr>
+          </w:p>
+        </w:tc>
+      </w:tr>
+      <w:tr>
+        <w:trPr>
+          <w:cantSplit/>
+          <w:trHeight w:val="1020" w:hRule="atLeast"/>
+        </w:trPr>
+        <w:tc>
+          <w:tcPr>
+            <w:tcW w:type="dxa" w:w="3095"/>
+            <w:vAlign w:val="center"/>
+            <w:shd w:fill="F0F1EE"/>
+            <w:tcMar>
+              <w:top w:w="90" w:type="dxa"/>
+              <w:start w:w="120" w:type="dxa"/>
+              <w:bottom w:w="90" w:type="dxa"/>
+              <w:end w:w="120" w:type="dxa"/>
+            </w:tcMar>
+          </w:tcPr>
+          <w:p>
+            <w:pPr>
+              <w:keepNext/>
+              <w:keepLines/>
+              <w:spacing w:after="40" w:line="252" w:lineRule="auto"/>
+            </w:pPr>
+            <w:r>
+              <w:rPr>
+                <w:b/>
+                <w:i w:val="0"/>
+              </w:rPr>
+              <w:t>Calcanéum</w:t>
+            </w:r>
+          </w:p>
+        </w:tc>
+        <w:tc>
+          <w:tcPr>
+            <w:tcW w:type="dxa" w:w="7223"/>
+            <w:vAlign w:val="center"/>
+            <w:tcMar>
+              <w:top w:w="90" w:type="dxa"/>
+              <w:start w:w="120" w:type="dxa"/>
+              <w:bottom w:w="90" w:type="dxa"/>
+              <w:end w:w="120" w:type="dxa"/>
+            </w:tcMar>
+          </w:tcPr>
+          <w:p>
+            <w:pPr>
+              <w:keepNext/>
+              <w:keepLines/>
+              <w:spacing w:after="40" w:line="252" w:lineRule="auto"/>
+            </w:pPr>
+          </w:p>
+        </w:tc>
+      </w:tr>
+      <w:tr>
+        <w:trPr>
+          <w:cantSplit/>
+          <w:trHeight w:val="1020" w:hRule="atLeast"/>
+        </w:trPr>
+        <w:tc>
+          <w:tcPr>
+            <w:tcW w:type="dxa" w:w="3095"/>
+            <w:vAlign w:val="center"/>
+            <w:shd w:fill="F0F1EE"/>
+            <w:tcMar>
+              <w:top w:w="90" w:type="dxa"/>
+              <w:start w:w="120" w:type="dxa"/>
+              <w:bottom w:w="90" w:type="dxa"/>
+              <w:end w:w="120" w:type="dxa"/>
+            </w:tcMar>
+          </w:tcPr>
+          <w:p>
+            <w:pPr>
+              <w:keepNext/>
+              <w:keepLines/>
+              <w:spacing w:after="40" w:line="252" w:lineRule="auto"/>
+            </w:pPr>
+            <w:r>
+              <w:rPr>
+                <w:b/>
+                <w:i w:val="0"/>
+              </w:rPr>
+              <w:t>Talon</w:t>
+            </w:r>
+          </w:p>
+        </w:tc>
+        <w:tc>
+          <w:tcPr>
+            <w:tcW w:type="dxa" w:w="7223"/>
+            <w:vAlign w:val="center"/>
+            <w:tcMar>
+              <w:top w:w="90" w:type="dxa"/>
+              <w:start w:w="120" w:type="dxa"/>
+              <w:bottom w:w="90" w:type="dxa"/>
+              <w:end w:w="120" w:type="dxa"/>
+            </w:tcMar>
+          </w:tcPr>
+          <w:p>
+            <w:pPr>
+              <w:keepLines/>
+              <w:spacing w:after="40" w:line="252" w:lineRule="auto"/>
+            </w:pPr>
+          </w:p>
+        </w:tc>
+      </w:tr>
+    </w:tbl>
+    <w:p>
+      <w:pPr>
+        <w:spacing w:after="0"/>
+      </w:pPr>
+    </w:p>
+    <w:p>
+      <w:pPr>
+        <w:keepLines/>
+      </w:pPr>
+      <w:r>
+        <w:rPr>
+          <w:b/>
+          <w:i w:val="0"/>
+        </w:rPr>
+        <w:t>Sur la seconde orientation, je retrouve l'os grâce à :</w:t>
+      </w:r>
+      <w:r>
+        <w:rPr>
+          <w:b w:val="0"/>
+          <w:i w:val="0"/>
+        </w:rPr>
+        <w:t xml:space="preserve"> ________________________________.</w:t>
+      </w:r>
+    </w:p>
+    <w:p>
+      <w:pPr>
+        <w:keepLines/>
+      </w:pPr>
+      <w:r>
+        <w:rPr>
+          <w:b/>
+          <w:i w:val="0"/>
+        </w:rPr>
+        <w:t>Après vérification, je garde / je corrige ma proposition parce que :</w:t>
+      </w:r>
+      <w:r>
+        <w:rPr>
+          <w:b w:val="0"/>
+          <w:i w:val="0"/>
+        </w:rPr>
+        <w:t xml:space="preserve"> _____________________.</w:t>
+      </w:r>
+    </w:p>
+    <w:p>
+      <w:pPr>
+        <w:pStyle w:val="Heading2"/>
+        <w:keepNext/>
+        <w:keepLines/>
+      </w:pPr>
+      <w:r>
+        <w:rPr>
+          <w:b w:val="0"/>
+          <w:i w:val="0"/>
+        </w:rPr>
+        <w:t>6. Prolongement facultatif : je compare avec prudence</w:t>
+      </w:r>
+    </w:p>
+    <w:p>
+      <w:pPr>
+        <w:keepLines/>
+      </w:pPr>
+      <w:r>
+        <w:rPr>
+          <w:b w:val="0"/>
+          <w:i w:val="0"/>
+        </w:rPr>
+        <w:t>Seulement si l'adulte propose le support d'un autre mammifère : écris une ressemblance, une différence visible sur les supports et une chose qu'il faudrait encore vérifier.</w:t>
       </w:r>
     </w:p>
     <w:tbl>
@@ -751,7 +1199,7 @@
                 <w:b/>
                 <w:i w:val="0"/>
               </w:rPr>
-              <w:t>Ce qui se ressemble</w:t>
+              <w:t>Une ressemblance</w:t>
             </w:r>
           </w:p>
         </w:tc>
@@ -778,7 +1226,7 @@
                 <w:b/>
                 <w:i w:val="0"/>
               </w:rPr>
-              <w:t>Ce qui change</w:t>
+              <w:t>Une différence</w:t>
             </w:r>
           </w:p>
         </w:tc>
@@ -805,7 +1253,7 @@
                 <w:b/>
                 <w:i w:val="0"/>
               </w:rPr>
-              <w:t>Ce que je dois encore vérifier</w:t>
+              <w:t>À vérifier</w:t>
             </w:r>
           </w:p>
         </w:tc>
@@ -813,7 +1261,7 @@
       <w:tr>
         <w:trPr>
           <w:cantSplit/>
-          <w:trHeight w:val="1928" w:hRule="atLeast"/>
+          <w:trHeight w:val="1417" w:hRule="atLeast"/>
         </w:trPr>
         <w:tc>
           <w:tcPr>
@@ -880,28 +1328,21 @@
     </w:p>
     <w:p>
       <w:pPr>
-        <w:pStyle w:val="Heading2"/>
-        <w:keepNext/>
         <w:keepLines/>
       </w:pPr>
+      <w:r>
+        <w:rPr>
+          <w:b/>
+          <w:i w:val="0"/>
+        </w:rPr>
+        <w:t>Ma conclusion :</w:t>
+      </w:r>
       <w:r>
         <w:rPr>
           <w:b w:val="0"/>
           <w:i w:val="0"/>
         </w:rPr>
-        <w:t>5. Ma trace finale</w:t>
-      </w:r>
-    </w:p>
-    <w:p>
-      <w:pPr>
-        <w:keepLines/>
-      </w:pPr>
-      <w:r>
-        <w:rPr>
-          <w:b w:val="0"/>
-          <w:i w:val="0"/>
-        </w:rPr>
-        <w:t>Complète : « Je situe le talus/astragale dans ____________. Mes deux indices sont ____________ et ____________. »</w:t>
+        <w:t xml:space="preserve"> « Je situe probablement le talus/astragale ____________________. Mes deux indices sont ____________________ et ____________________. Je dois encore vérifier ____________________. »</w:t>
       </w:r>
     </w:p>
     <w:p>
@@ -966,22 +1407,6 @@
     </w:p>
     <w:p>
       <w:pPr>
-        <w:keepLines/>
-        <w:shd w:fill="F7F4EF"/>
-        <w:pBdr>
-          <w:left w:val="single" w:sz="18" w:space="8" w:color="9A5B25"/>
-        </w:pBdr>
-      </w:pPr>
-      <w:r>
-        <w:rPr>
-          <w:b w:val="0"/>
-          <w:i w:val="0"/>
-        </w:rPr>
-        <w:t>Une observation décrit ce que tu vois. Une hypothèse propose une explication ou une localisation. Les deux ne sont pas la même chose.</w:t>
-      </w:r>
-    </w:p>
-    <w:p>
-      <w:pPr>
         <w:pStyle w:val="ResourceCredit"/>
         <w:spacing w:before="160"/>
       </w:pPr>
@@ -997,7 +1422,7 @@
             <w:color w:val="9A5B25"/>
             <w:u w:val="single"/>
           </w:rPr>
-          <w:t>https://histoire-d-os.github.io/Histoire-d-os/ressources/activite-01-trouver-astragale.html</w:t>
+          <w:t>Page de l'activité, mises à jour et crédits en ligne</w:t>
         </w:r>
       </w:hyperlink>
     </w:p>
@@ -1272,7 +1697,7 @@
         <w:rFonts w:asciiTheme="minorHAnsi" w:eastAsiaTheme="minorEastAsia" w:hAnsiTheme="minorHAnsi" w:cstheme="minorBidi"/>
         <w:sz w:val="22"/>
         <w:szCs w:val="22"/>
-        <w:lang w:val="en-US" w:eastAsia="en-US" w:bidi="ar-SA"/>
+        <w:lang w:val="fr-FR" w:eastAsia="fr-FR" w:bidi="fr-FR"/>
       </w:rPr>
     </w:rPrDefault>
     <w:pPrDefault>
@@ -1431,6 +1856,7 @@
       <w:rFonts w:ascii="Arial" w:hAnsi="Arial"/>
       <w:color w:val="1F2523"/>
       <w:sz w:val="21"/>
+      <w:lang w:val="fr-FR" w:eastAsia="fr-FR" w:bidi="fr-FR"/>
     </w:rPr>
   </w:style>
   <w:style w:type="paragraph" w:styleId="Header">
@@ -1447,6 +1873,9 @@
       </w:tabs>
       <w:spacing w:after="0" w:line="240" w:lineRule="auto"/>
     </w:pPr>
+    <w:rPr>
+      <w:lang w:val="fr-FR" w:eastAsia="fr-FR" w:bidi="fr-FR"/>
+    </w:rPr>
   </w:style>
   <w:style w:type="character" w:customStyle="1" w:styleId="HeaderChar">
     <w:name w:val="Header Char"/>
@@ -1454,6 +1883,9 @@
     <w:link w:val="Header"/>
     <w:uiPriority w:val="99"/>
     <w:rsid w:val="00E618BF"/>
+    <w:rPr>
+      <w:lang w:val="fr-FR" w:eastAsia="fr-FR" w:bidi="fr-FR"/>
+    </w:rPr>
   </w:style>
   <w:style w:type="paragraph" w:styleId="Footer">
     <w:name w:val="footer"/>
@@ -1469,6 +1901,9 @@
       </w:tabs>
       <w:spacing w:after="0" w:line="240" w:lineRule="auto"/>
     </w:pPr>
+    <w:rPr>
+      <w:lang w:val="fr-FR" w:eastAsia="fr-FR" w:bidi="fr-FR"/>
+    </w:rPr>
   </w:style>
   <w:style w:type="character" w:customStyle="1" w:styleId="FooterChar">
     <w:name w:val="Footer Char"/>
@@ -1476,6 +1911,9 @@
     <w:link w:val="Footer"/>
     <w:uiPriority w:val="99"/>
     <w:rsid w:val="00E618BF"/>
+    <w:rPr>
+      <w:lang w:val="fr-FR" w:eastAsia="fr-FR" w:bidi="fr-FR"/>
+    </w:rPr>
   </w:style>
   <w:style w:type="paragraph" w:styleId="Heading1">
     <w:name w:val="heading 1"/>
@@ -1498,6 +1936,7 @@
       <w:color w:val="1F2523"/>
       <w:sz w:val="44"/>
       <w:szCs w:val="28"/>
+      <w:lang w:val="fr-FR" w:eastAsia="fr-FR" w:bidi="fr-FR"/>
     </w:rPr>
   </w:style>
   <w:style w:type="paragraph" w:styleId="Heading2">
@@ -1522,6 +1961,7 @@
       <w:color w:val="9A5B25"/>
       <w:sz w:val="28"/>
       <w:szCs w:val="26"/>
+      <w:lang w:val="fr-FR" w:eastAsia="fr-FR" w:bidi="fr-FR"/>
     </w:rPr>
   </w:style>
   <w:style w:type="paragraph" w:styleId="Heading3">
@@ -1545,6 +1985,7 @@
       <w:bCs/>
       <w:color w:val="1F2523"/>
       <w:sz w:val="23"/>
+      <w:lang w:val="fr-FR" w:eastAsia="fr-FR" w:bidi="fr-FR"/>
     </w:rPr>
   </w:style>
   <w:style w:type="paragraph" w:styleId="Heading4">
@@ -1570,6 +2011,7 @@
       <w:i/>
       <w:iCs/>
       <w:color w:val="4F81BD" w:themeColor="accent1"/>
+      <w:lang w:val="fr-FR" w:eastAsia="fr-FR" w:bidi="fr-FR"/>
     </w:rPr>
   </w:style>
   <w:style w:type="paragraph" w:styleId="Heading5">
@@ -1591,6 +2033,7 @@
     <w:rPr>
       <w:rFonts w:asciiTheme="majorHAnsi" w:eastAsiaTheme="majorEastAsia" w:hAnsiTheme="majorHAnsi" w:cstheme="majorBidi"/>
       <w:color w:val="243F60" w:themeColor="accent1" w:themeShade="7F"/>
+      <w:lang w:val="fr-FR" w:eastAsia="fr-FR" w:bidi="fr-FR"/>
     </w:rPr>
   </w:style>
   <w:style w:type="paragraph" w:styleId="Heading6">
@@ -1614,6 +2057,7 @@
       <w:i/>
       <w:iCs/>
       <w:color w:val="243F60" w:themeColor="accent1" w:themeShade="7F"/>
+      <w:lang w:val="fr-FR" w:eastAsia="fr-FR" w:bidi="fr-FR"/>
     </w:rPr>
   </w:style>
   <w:style w:type="paragraph" w:styleId="Heading7">
@@ -1637,6 +2081,7 @@
       <w:i/>
       <w:iCs/>
       <w:color w:val="404040" w:themeColor="text1" w:themeTint="BF"/>
+      <w:lang w:val="fr-FR" w:eastAsia="fr-FR" w:bidi="fr-FR"/>
     </w:rPr>
   </w:style>
   <w:style w:type="paragraph" w:styleId="Heading8">
@@ -1660,6 +2105,7 @@
       <w:color w:val="4F81BD" w:themeColor="accent1"/>
       <w:sz w:val="20"/>
       <w:szCs w:val="20"/>
+      <w:lang w:val="fr-FR" w:eastAsia="fr-FR" w:bidi="fr-FR"/>
     </w:rPr>
   </w:style>
   <w:style w:type="paragraph" w:styleId="Heading9">
@@ -1685,6 +2131,7 @@
       <w:color w:val="404040" w:themeColor="text1" w:themeTint="BF"/>
       <w:sz w:val="20"/>
       <w:szCs w:val="20"/>
+      <w:lang w:val="fr-FR" w:eastAsia="fr-FR" w:bidi="fr-FR"/>
     </w:rPr>
   </w:style>
   <w:style w:type="character" w:default="1" w:styleId="DefaultParagraphFont">
@@ -1692,12 +2139,18 @@
     <w:uiPriority w:val="1"/>
     <w:semiHidden/>
     <w:unhideWhenUsed/>
+    <w:rPr>
+      <w:lang w:val="fr-FR" w:eastAsia="fr-FR" w:bidi="fr-FR"/>
+    </w:rPr>
   </w:style>
   <w:style w:type="table" w:default="1" w:styleId="TableNormal">
     <w:name w:val="Normal Table"/>
     <w:uiPriority w:val="99"/>
     <w:semiHidden/>
     <w:unhideWhenUsed/>
+    <w:rPr>
+      <w:lang w:val="fr-FR" w:eastAsia="fr-FR" w:bidi="fr-FR"/>
+    </w:rPr>
     <w:tblPr>
       <w:tblInd w:w="0" w:type="dxa"/>
       <w:tblCellMar>
@@ -1713,6 +2166,9 @@
     <w:uiPriority w:val="99"/>
     <w:semiHidden/>
     <w:unhideWhenUsed/>
+    <w:rPr>
+      <w:lang w:val="fr-FR" w:eastAsia="fr-FR" w:bidi="fr-FR"/>
+    </w:rPr>
   </w:style>
   <w:style w:type="paragraph" w:styleId="NoSpacing">
     <w:name w:val="No Spacing"/>
@@ -1722,6 +2178,9 @@
     <w:pPr>
       <w:spacing w:after="0" w:line="240" w:lineRule="auto"/>
     </w:pPr>
+    <w:rPr>
+      <w:lang w:val="fr-FR" w:eastAsia="fr-FR" w:bidi="fr-FR"/>
+    </w:rPr>
   </w:style>
   <w:style w:type="character" w:customStyle="1" w:styleId="Heading1Char">
     <w:name w:val="Heading 1 Char"/>
@@ -1736,6 +2195,7 @@
       <w:color w:val="365F91" w:themeColor="accent1" w:themeShade="BF"/>
       <w:sz w:val="28"/>
       <w:szCs w:val="28"/>
+      <w:lang w:val="fr-FR" w:eastAsia="fr-FR" w:bidi="fr-FR"/>
     </w:rPr>
   </w:style>
   <w:style w:type="character" w:customStyle="1" w:styleId="Heading2Char">
@@ -1751,6 +2211,7 @@
       <w:color w:val="4F81BD" w:themeColor="accent1"/>
       <w:sz w:val="26"/>
       <w:szCs w:val="26"/>
+      <w:lang w:val="fr-FR" w:eastAsia="fr-FR" w:bidi="fr-FR"/>
     </w:rPr>
   </w:style>
   <w:style w:type="character" w:customStyle="1" w:styleId="Heading3Char">
@@ -1764,6 +2225,7 @@
       <w:b/>
       <w:bCs/>
       <w:color w:val="4F81BD" w:themeColor="accent1"/>
+      <w:lang w:val="fr-FR" w:eastAsia="fr-FR" w:bidi="fr-FR"/>
     </w:rPr>
   </w:style>
   <w:style w:type="paragraph" w:styleId="Title">
@@ -1790,6 +2252,7 @@
       <w:kern w:val="28"/>
       <w:sz w:val="56"/>
       <w:szCs w:val="52"/>
+      <w:lang w:val="fr-FR" w:eastAsia="fr-FR" w:bidi="fr-FR"/>
     </w:rPr>
   </w:style>
   <w:style w:type="character" w:customStyle="1" w:styleId="TitleChar">
@@ -1805,6 +2268,7 @@
       <w:kern w:val="28"/>
       <w:sz w:val="52"/>
       <w:szCs w:val="52"/>
+      <w:lang w:val="fr-FR" w:eastAsia="fr-FR" w:bidi="fr-FR"/>
     </w:rPr>
   </w:style>
   <w:style w:type="paragraph" w:styleId="Subtitle">
@@ -1828,6 +2292,7 @@
       <w:spacing w:val="15"/>
       <w:sz w:val="24"/>
       <w:szCs w:val="24"/>
+      <w:lang w:val="fr-FR" w:eastAsia="fr-FR" w:bidi="fr-FR"/>
     </w:rPr>
   </w:style>
   <w:style w:type="character" w:customStyle="1" w:styleId="SubtitleChar">
@@ -1844,6 +2309,7 @@
       <w:spacing w:val="15"/>
       <w:sz w:val="24"/>
       <w:szCs w:val="24"/>
+      <w:lang w:val="fr-FR" w:eastAsia="fr-FR" w:bidi="fr-FR"/>
     </w:rPr>
   </w:style>
   <w:style w:type="paragraph" w:styleId="ListParagraph">
@@ -1856,6 +2322,9 @@
       <w:ind w:left="720"/>
       <w:contextualSpacing/>
     </w:pPr>
+    <w:rPr>
+      <w:lang w:val="fr-FR" w:eastAsia="fr-FR" w:bidi="fr-FR"/>
+    </w:rPr>
   </w:style>
   <w:style w:type="paragraph" w:styleId="BodyText">
     <w:name w:val="Body Text"/>
@@ -1867,6 +2336,9 @@
     <w:pPr>
       <w:spacing w:after="120"/>
     </w:pPr>
+    <w:rPr>
+      <w:lang w:val="fr-FR" w:eastAsia="fr-FR" w:bidi="fr-FR"/>
+    </w:rPr>
   </w:style>
   <w:style w:type="character" w:customStyle="1" w:styleId="BodyTextChar">
     <w:name w:val="Body Text Char"/>
@@ -1874,6 +2346,9 @@
     <w:link w:val="BodyText"/>
     <w:uiPriority w:val="99"/>
     <w:rsid w:val="00AA1D8D"/>
+    <w:rPr>
+      <w:lang w:val="fr-FR" w:eastAsia="fr-FR" w:bidi="fr-FR"/>
+    </w:rPr>
   </w:style>
   <w:style w:type="paragraph" w:styleId="BodyText2">
     <w:name w:val="Body Text 2"/>
@@ -1885,6 +2360,9 @@
     <w:pPr>
       <w:spacing w:after="120" w:line="480" w:lineRule="auto"/>
     </w:pPr>
+    <w:rPr>
+      <w:lang w:val="fr-FR" w:eastAsia="fr-FR" w:bidi="fr-FR"/>
+    </w:rPr>
   </w:style>
   <w:style w:type="character" w:customStyle="1" w:styleId="BodyText2Char">
     <w:name w:val="Body Text 2 Char"/>
@@ -1892,6 +2370,9 @@
     <w:link w:val="BodyText2"/>
     <w:uiPriority w:val="99"/>
     <w:rsid w:val="00AA1D8D"/>
+    <w:rPr>
+      <w:lang w:val="fr-FR" w:eastAsia="fr-FR" w:bidi="fr-FR"/>
+    </w:rPr>
   </w:style>
   <w:style w:type="paragraph" w:styleId="BodyText3">
     <w:name w:val="Body Text 3"/>
@@ -1906,6 +2387,7 @@
     <w:rPr>
       <w:sz w:val="16"/>
       <w:szCs w:val="16"/>
+      <w:lang w:val="fr-FR" w:eastAsia="fr-FR" w:bidi="fr-FR"/>
     </w:rPr>
   </w:style>
   <w:style w:type="character" w:customStyle="1" w:styleId="BodyText3Char">
@@ -1917,6 +2399,7 @@
     <w:rPr>
       <w:sz w:val="16"/>
       <w:szCs w:val="16"/>
+      <w:lang w:val="fr-FR" w:eastAsia="fr-FR" w:bidi="fr-FR"/>
     </w:rPr>
   </w:style>
   <w:style w:type="paragraph" w:styleId="List">
@@ -1929,6 +2412,9 @@
       <w:ind w:left="360" w:hanging="360"/>
       <w:contextualSpacing/>
     </w:pPr>
+    <w:rPr>
+      <w:lang w:val="fr-FR" w:eastAsia="fr-FR" w:bidi="fr-FR"/>
+    </w:rPr>
   </w:style>
   <w:style w:type="paragraph" w:styleId="List2">
     <w:name w:val="List 2"/>
@@ -1940,6 +2426,9 @@
       <w:ind w:left="720" w:hanging="360"/>
       <w:contextualSpacing/>
     </w:pPr>
+    <w:rPr>
+      <w:lang w:val="fr-FR" w:eastAsia="fr-FR" w:bidi="fr-FR"/>
+    </w:rPr>
   </w:style>
   <w:style w:type="paragraph" w:styleId="List3">
     <w:name w:val="List 3"/>
@@ -1951,6 +2440,9 @@
       <w:ind w:left="1080" w:hanging="360"/>
       <w:contextualSpacing/>
     </w:pPr>
+    <w:rPr>
+      <w:lang w:val="fr-FR" w:eastAsia="fr-FR" w:bidi="fr-FR"/>
+    </w:rPr>
   </w:style>
   <w:style w:type="paragraph" w:styleId="ListBullet">
     <w:name w:val="List Bullet"/>
@@ -1969,6 +2461,7 @@
     <w:rPr>
       <w:rFonts w:ascii="Arial" w:hAnsi="Arial"/>
       <w:sz w:val="21"/>
+      <w:lang w:val="fr-FR" w:eastAsia="fr-FR" w:bidi="fr-FR"/>
     </w:rPr>
   </w:style>
   <w:style w:type="paragraph" w:styleId="ListBullet2">
@@ -1983,6 +2476,9 @@
       </w:numPr>
       <w:contextualSpacing/>
     </w:pPr>
+    <w:rPr>
+      <w:lang w:val="fr-FR" w:eastAsia="fr-FR" w:bidi="fr-FR"/>
+    </w:rPr>
   </w:style>
   <w:style w:type="paragraph" w:styleId="ListBullet3">
     <w:name w:val="List Bullet 3"/>
@@ -1996,6 +2492,9 @@
       </w:numPr>
       <w:contextualSpacing/>
     </w:pPr>
+    <w:rPr>
+      <w:lang w:val="fr-FR" w:eastAsia="fr-FR" w:bidi="fr-FR"/>
+    </w:rPr>
   </w:style>
   <w:style w:type="paragraph" w:styleId="ListNumber">
     <w:name w:val="List Number"/>
@@ -2014,6 +2513,7 @@
     <w:rPr>
       <w:rFonts w:ascii="Arial" w:hAnsi="Arial"/>
       <w:sz w:val="21"/>
+      <w:lang w:val="fr-FR" w:eastAsia="fr-FR" w:bidi="fr-FR"/>
     </w:rPr>
   </w:style>
   <w:style w:type="paragraph" w:styleId="ListNumber2">
@@ -2028,6 +2528,9 @@
       </w:numPr>
       <w:contextualSpacing/>
     </w:pPr>
+    <w:rPr>
+      <w:lang w:val="fr-FR" w:eastAsia="fr-FR" w:bidi="fr-FR"/>
+    </w:rPr>
   </w:style>
   <w:style w:type="paragraph" w:styleId="ListNumber3">
     <w:name w:val="List Number 3"/>
@@ -2041,6 +2544,9 @@
       </w:numPr>
       <w:contextualSpacing/>
     </w:pPr>
+    <w:rPr>
+      <w:lang w:val="fr-FR" w:eastAsia="fr-FR" w:bidi="fr-FR"/>
+    </w:rPr>
   </w:style>
   <w:style w:type="paragraph" w:styleId="ListContinue">
     <w:name w:val="List Continue"/>
@@ -2053,6 +2559,9 @@
       <w:ind w:left="360"/>
       <w:contextualSpacing/>
     </w:pPr>
+    <w:rPr>
+      <w:lang w:val="fr-FR" w:eastAsia="fr-FR" w:bidi="fr-FR"/>
+    </w:rPr>
   </w:style>
   <w:style w:type="paragraph" w:styleId="ListContinue2">
     <w:name w:val="List Continue 2"/>
@@ -2065,6 +2574,9 @@
       <w:ind w:left="720"/>
       <w:contextualSpacing/>
     </w:pPr>
+    <w:rPr>
+      <w:lang w:val="fr-FR" w:eastAsia="fr-FR" w:bidi="fr-FR"/>
+    </w:rPr>
   </w:style>
   <w:style w:type="paragraph" w:styleId="ListContinue3">
     <w:name w:val="List Continue 3"/>
@@ -2077,6 +2589,9 @@
       <w:ind w:left="1080"/>
       <w:contextualSpacing/>
     </w:pPr>
+    <w:rPr>
+      <w:lang w:val="fr-FR" w:eastAsia="fr-FR" w:bidi="fr-FR"/>
+    </w:rPr>
   </w:style>
   <w:style w:type="paragraph" w:styleId="MacroText">
     <w:name w:val="macro"/>
@@ -2099,6 +2614,7 @@
       <w:rFonts w:ascii="Courier" w:hAnsi="Courier"/>
       <w:sz w:val="20"/>
       <w:szCs w:val="20"/>
+      <w:lang w:val="fr-FR" w:eastAsia="fr-FR" w:bidi="fr-FR"/>
     </w:rPr>
   </w:style>
   <w:style w:type="character" w:customStyle="1" w:styleId="MacroTextChar">
@@ -2111,6 +2627,7 @@
       <w:rFonts w:ascii="Courier" w:hAnsi="Courier"/>
       <w:sz w:val="20"/>
       <w:szCs w:val="20"/>
+      <w:lang w:val="fr-FR" w:eastAsia="fr-FR" w:bidi="fr-FR"/>
     </w:rPr>
   </w:style>
   <w:style w:type="paragraph" w:styleId="Quote">
@@ -2125,6 +2642,7 @@
       <w:i/>
       <w:iCs/>
       <w:color w:val="000000" w:themeColor="text1"/>
+      <w:lang w:val="fr-FR" w:eastAsia="fr-FR" w:bidi="fr-FR"/>
     </w:rPr>
   </w:style>
   <w:style w:type="character" w:customStyle="1" w:styleId="QuoteChar">
@@ -2137,6 +2655,7 @@
       <w:i/>
       <w:iCs/>
       <w:color w:val="000000" w:themeColor="text1"/>
+      <w:lang w:val="fr-FR" w:eastAsia="fr-FR" w:bidi="fr-FR"/>
     </w:rPr>
   </w:style>
   <w:style w:type="character" w:customStyle="1" w:styleId="Heading4Char">
@@ -2153,6 +2672,7 @@
       <w:i/>
       <w:iCs/>
       <w:color w:val="4F81BD" w:themeColor="accent1"/>
+      <w:lang w:val="fr-FR" w:eastAsia="fr-FR" w:bidi="fr-FR"/>
     </w:rPr>
   </w:style>
   <w:style w:type="character" w:customStyle="1" w:styleId="Heading5Char">
@@ -2165,6 +2685,7 @@
     <w:rPr>
       <w:rFonts w:asciiTheme="majorHAnsi" w:eastAsiaTheme="majorEastAsia" w:hAnsiTheme="majorHAnsi" w:cstheme="majorBidi"/>
       <w:color w:val="243F60" w:themeColor="accent1" w:themeShade="7F"/>
+      <w:lang w:val="fr-FR" w:eastAsia="fr-FR" w:bidi="fr-FR"/>
     </w:rPr>
   </w:style>
   <w:style w:type="character" w:customStyle="1" w:styleId="Heading6Char">
@@ -2179,6 +2700,7 @@
       <w:i/>
       <w:iCs/>
       <w:color w:val="243F60" w:themeColor="accent1" w:themeShade="7F"/>
+      <w:lang w:val="fr-FR" w:eastAsia="fr-FR" w:bidi="fr-FR"/>
     </w:rPr>
   </w:style>
   <w:style w:type="character" w:customStyle="1" w:styleId="Heading7Char">
@@ -2193,6 +2715,7 @@
       <w:i/>
       <w:iCs/>
       <w:color w:val="404040" w:themeColor="text1" w:themeTint="BF"/>
+      <w:lang w:val="fr-FR" w:eastAsia="fr-FR" w:bidi="fr-FR"/>
     </w:rPr>
   </w:style>
   <w:style w:type="character" w:customStyle="1" w:styleId="Heading8Char">
@@ -2207,6 +2730,7 @@
       <w:color w:val="4F81BD" w:themeColor="accent1"/>
       <w:sz w:val="20"/>
       <w:szCs w:val="20"/>
+      <w:lang w:val="fr-FR" w:eastAsia="fr-FR" w:bidi="fr-FR"/>
     </w:rPr>
   </w:style>
   <w:style w:type="character" w:customStyle="1" w:styleId="Heading9Char">
@@ -2223,6 +2747,7 @@
       <w:color w:val="404040" w:themeColor="text1" w:themeTint="BF"/>
       <w:sz w:val="20"/>
       <w:szCs w:val="20"/>
+      <w:lang w:val="fr-FR" w:eastAsia="fr-FR" w:bidi="fr-FR"/>
     </w:rPr>
   </w:style>
   <w:style w:type="paragraph" w:styleId="Caption">
@@ -2245,6 +2770,7 @@
       <w:color w:val="56605C"/>
       <w:sz w:val="17"/>
       <w:szCs w:val="18"/>
+      <w:lang w:val="fr-FR" w:eastAsia="fr-FR" w:bidi="fr-FR"/>
     </w:rPr>
   </w:style>
   <w:style w:type="character" w:styleId="Strong">
@@ -2256,6 +2782,7 @@
     <w:rPr>
       <w:b/>
       <w:bCs/>
+      <w:lang w:val="fr-FR" w:eastAsia="fr-FR" w:bidi="fr-FR"/>
     </w:rPr>
   </w:style>
   <w:style w:type="character" w:styleId="Emphasis">
@@ -2267,6 +2794,7 @@
     <w:rPr>
       <w:i/>
       <w:iCs/>
+      <w:lang w:val="fr-FR" w:eastAsia="fr-FR" w:bidi="fr-FR"/>
     </w:rPr>
   </w:style>
   <w:style w:type="paragraph" w:styleId="IntenseQuote">
@@ -2290,6 +2818,7 @@
       <w:i/>
       <w:iCs/>
       <w:color w:val="4F81BD" w:themeColor="accent1"/>
+      <w:lang w:val="fr-FR" w:eastAsia="fr-FR" w:bidi="fr-FR"/>
     </w:rPr>
   </w:style>
   <w:style w:type="character" w:customStyle="1" w:styleId="IntenseQuoteChar">
@@ -2304,6 +2833,7 @@
       <w:i/>
       <w:iCs/>
       <w:color w:val="4F81BD" w:themeColor="accent1"/>
+      <w:lang w:val="fr-FR" w:eastAsia="fr-FR" w:bidi="fr-FR"/>
     </w:rPr>
   </w:style>
   <w:style w:type="character" w:styleId="SubtleEmphasis">
@@ -2316,6 +2846,7 @@
       <w:i/>
       <w:iCs/>
       <w:color w:val="808080" w:themeColor="text1" w:themeTint="7F"/>
+      <w:lang w:val="fr-FR" w:eastAsia="fr-FR" w:bidi="fr-FR"/>
     </w:rPr>
   </w:style>
   <w:style w:type="character" w:styleId="IntenseEmphasis">
@@ -2330,6 +2861,7 @@
       <w:i/>
       <w:iCs/>
       <w:color w:val="4F81BD" w:themeColor="accent1"/>
+      <w:lang w:val="fr-FR" w:eastAsia="fr-FR" w:bidi="fr-FR"/>
     </w:rPr>
   </w:style>
   <w:style w:type="character" w:styleId="SubtleReference">
@@ -2342,6 +2874,7 @@
       <w:smallCaps/>
       <w:color w:val="C0504D" w:themeColor="accent2"/>
       <w:u w:val="single"/>
+      <w:lang w:val="fr-FR" w:eastAsia="fr-FR" w:bidi="fr-FR"/>
     </w:rPr>
   </w:style>
   <w:style w:type="character" w:styleId="IntenseReference">
@@ -2357,6 +2890,7 @@
       <w:color w:val="C0504D" w:themeColor="accent2"/>
       <w:spacing w:val="5"/>
       <w:u w:val="single"/>
+      <w:lang w:val="fr-FR" w:eastAsia="fr-FR" w:bidi="fr-FR"/>
     </w:rPr>
   </w:style>
   <w:style w:type="character" w:styleId="BookTitle">
@@ -2370,6 +2904,7 @@
       <w:bCs/>
       <w:smallCaps/>
       <w:spacing w:val="5"/>
+      <w:lang w:val="fr-FR" w:eastAsia="fr-FR" w:bidi="fr-FR"/>
     </w:rPr>
   </w:style>
   <w:style w:type="paragraph" w:styleId="TOCHeading">
@@ -2384,6 +2919,9 @@
     <w:pPr>
       <w:outlineLvl w:val="9"/>
     </w:pPr>
+    <w:rPr>
+      <w:lang w:val="fr-FR" w:eastAsia="fr-FR" w:bidi="fr-FR"/>
+    </w:rPr>
   </w:style>
   <w:style w:type="table" w:styleId="TableGrid">
     <w:name w:val="Table Grid"/>
@@ -2393,6 +2931,9 @@
     <w:pPr>
       <w:spacing w:after="0" w:line="240" w:lineRule="auto"/>
     </w:pPr>
+    <w:rPr>
+      <w:lang w:val="fr-FR" w:eastAsia="fr-FR" w:bidi="fr-FR"/>
+    </w:rPr>
     <w:tblPr>
       <w:tblInd w:w="0" w:type="dxa"/>
       <w:tblBorders>
@@ -2421,6 +2962,7 @@
     </w:pPr>
     <w:rPr>
       <w:color w:val="000000" w:themeColor="text1" w:themeShade="BF"/>
+      <w:lang w:val="fr-FR" w:eastAsia="fr-FR" w:bidi="fr-FR"/>
     </w:rPr>
     <w:tblPr>
       <w:tblStyleRowBandSize w:val="1"/>
@@ -2524,6 +3066,7 @@
     </w:pPr>
     <w:rPr>
       <w:color w:val="365F91" w:themeColor="accent1" w:themeShade="BF"/>
+      <w:lang w:val="fr-FR" w:eastAsia="fr-FR" w:bidi="fr-FR"/>
     </w:rPr>
     <w:tblPr>
       <w:tblStyleRowBandSize w:val="1"/>
@@ -2627,6 +3170,7 @@
     </w:pPr>
     <w:rPr>
       <w:color w:val="943634" w:themeColor="accent2" w:themeShade="BF"/>
+      <w:lang w:val="fr-FR" w:eastAsia="fr-FR" w:bidi="fr-FR"/>
     </w:rPr>
     <w:tblPr>
       <w:tblStyleRowBandSize w:val="1"/>
@@ -2730,6 +3274,7 @@
     </w:pPr>
     <w:rPr>
       <w:color w:val="76923C" w:themeColor="accent3" w:themeShade="BF"/>
+      <w:lang w:val="fr-FR" w:eastAsia="fr-FR" w:bidi="fr-FR"/>
     </w:rPr>
     <w:tblPr>
       <w:tblStyleRowBandSize w:val="1"/>
@@ -2833,6 +3378,7 @@
     </w:pPr>
     <w:rPr>
       <w:color w:val="5F497A" w:themeColor="accent4" w:themeShade="BF"/>
+      <w:lang w:val="fr-FR" w:eastAsia="fr-FR" w:bidi="fr-FR"/>
     </w:rPr>
     <w:tblPr>
       <w:tblStyleRowBandSize w:val="1"/>
@@ -2936,6 +3482,7 @@
     </w:pPr>
     <w:rPr>
       <w:color w:val="31849B" w:themeColor="accent5" w:themeShade="BF"/>
+      <w:lang w:val="fr-FR" w:eastAsia="fr-FR" w:bidi="fr-FR"/>
     </w:rPr>
     <w:tblPr>
       <w:tblStyleRowBandSize w:val="1"/>
@@ -3039,6 +3586,7 @@
     </w:pPr>
     <w:rPr>
       <w:color w:val="E36C0A" w:themeColor="accent6" w:themeShade="BF"/>
+      <w:lang w:val="fr-FR" w:eastAsia="fr-FR" w:bidi="fr-FR"/>
     </w:rPr>
     <w:tblPr>
       <w:tblStyleRowBandSize w:val="1"/>
@@ -3140,6 +3688,9 @@
     <w:pPr>
       <w:spacing w:after="0" w:line="240" w:lineRule="auto"/>
     </w:pPr>
+    <w:rPr>
+      <w:lang w:val="fr-FR" w:eastAsia="fr-FR" w:bidi="fr-FR"/>
+    </w:rPr>
     <w:tblPr>
       <w:tblStyleRowBandSize w:val="1"/>
       <w:tblStyleColBandSize w:val="1"/>
@@ -3232,6 +3783,9 @@
     <w:pPr>
       <w:spacing w:after="0" w:line="240" w:lineRule="auto"/>
     </w:pPr>
+    <w:rPr>
+      <w:lang w:val="fr-FR" w:eastAsia="fr-FR" w:bidi="fr-FR"/>
+    </w:rPr>
     <w:tblPr>
       <w:tblStyleRowBandSize w:val="1"/>
       <w:tblStyleColBandSize w:val="1"/>
@@ -3324,6 +3878,9 @@
     <w:pPr>
       <w:spacing w:after="0" w:line="240" w:lineRule="auto"/>
     </w:pPr>
+    <w:rPr>
+      <w:lang w:val="fr-FR" w:eastAsia="fr-FR" w:bidi="fr-FR"/>
+    </w:rPr>
     <w:tblPr>
       <w:tblStyleRowBandSize w:val="1"/>
       <w:tblStyleColBandSize w:val="1"/>
@@ -3416,6 +3973,9 @@
     <w:pPr>
       <w:spacing w:after="0" w:line="240" w:lineRule="auto"/>
     </w:pPr>
+    <w:rPr>
+      <w:lang w:val="fr-FR" w:eastAsia="fr-FR" w:bidi="fr-FR"/>
+    </w:rPr>
     <w:tblPr>
       <w:tblStyleRowBandSize w:val="1"/>
       <w:tblStyleColBandSize w:val="1"/>
@@ -3508,6 +4068,9 @@
     <w:pPr>
       <w:spacing w:after="0" w:line="240" w:lineRule="auto"/>
     </w:pPr>
+    <w:rPr>
+      <w:lang w:val="fr-FR" w:eastAsia="fr-FR" w:bidi="fr-FR"/>
+    </w:rPr>
     <w:tblPr>
       <w:tblStyleRowBandSize w:val="1"/>
       <w:tblStyleColBandSize w:val="1"/>
@@ -3600,6 +4163,9 @@
     <w:pPr>
       <w:spacing w:after="0" w:line="240" w:lineRule="auto"/>
     </w:pPr>
+    <w:rPr>
+      <w:lang w:val="fr-FR" w:eastAsia="fr-FR" w:bidi="fr-FR"/>
+    </w:rPr>
     <w:tblPr>
       <w:tblStyleRowBandSize w:val="1"/>
       <w:tblStyleColBandSize w:val="1"/>
@@ -3692,6 +4258,9 @@
     <w:pPr>
       <w:spacing w:after="0" w:line="240" w:lineRule="auto"/>
     </w:pPr>
+    <w:rPr>
+      <w:lang w:val="fr-FR" w:eastAsia="fr-FR" w:bidi="fr-FR"/>
+    </w:rPr>
     <w:tblPr>
       <w:tblStyleRowBandSize w:val="1"/>
       <w:tblStyleColBandSize w:val="1"/>
@@ -3784,6 +4353,9 @@
     <w:pPr>
       <w:spacing w:after="0" w:line="240" w:lineRule="auto"/>
     </w:pPr>
+    <w:rPr>
+      <w:lang w:val="fr-FR" w:eastAsia="fr-FR" w:bidi="fr-FR"/>
+    </w:rPr>
     <w:tblPr>
       <w:tblStyleRowBandSize w:val="1"/>
       <w:tblStyleColBandSize w:val="1"/>
@@ -3914,6 +4486,9 @@
     <w:pPr>
       <w:spacing w:after="0" w:line="240" w:lineRule="auto"/>
     </w:pPr>
+    <w:rPr>
+      <w:lang w:val="fr-FR" w:eastAsia="fr-FR" w:bidi="fr-FR"/>
+    </w:rPr>
     <w:tblPr>
       <w:tblStyleRowBandSize w:val="1"/>
       <w:tblStyleColBandSize w:val="1"/>
@@ -4044,6 +4619,9 @@
     <w:pPr>
       <w:spacing w:after="0" w:line="240" w:lineRule="auto"/>
     </w:pPr>
+    <w:rPr>
+      <w:lang w:val="fr-FR" w:eastAsia="fr-FR" w:bidi="fr-FR"/>
+    </w:rPr>
     <w:tblPr>
       <w:tblStyleRowBandSize w:val="1"/>
       <w:tblStyleColBandSize w:val="1"/>
@@ -4174,6 +4752,9 @@
     <w:pPr>
       <w:spacing w:after="0" w:line="240" w:lineRule="auto"/>
     </w:pPr>
+    <w:rPr>
+      <w:lang w:val="fr-FR" w:eastAsia="fr-FR" w:bidi="fr-FR"/>
+    </w:rPr>
     <w:tblPr>
       <w:tblStyleRowBandSize w:val="1"/>
       <w:tblStyleColBandSize w:val="1"/>
@@ -4304,6 +4885,9 @@
     <w:pPr>
       <w:spacing w:after="0" w:line="240" w:lineRule="auto"/>
     </w:pPr>
+    <w:rPr>
+      <w:lang w:val="fr-FR" w:eastAsia="fr-FR" w:bidi="fr-FR"/>
+    </w:rPr>
     <w:tblPr>
       <w:tblStyleRowBandSize w:val="1"/>
       <w:tblStyleColBandSize w:val="1"/>
@@ -4434,6 +5018,9 @@
     <w:pPr>
       <w:spacing w:after="0" w:line="240" w:lineRule="auto"/>
     </w:pPr>
+    <w:rPr>
+      <w:lang w:val="fr-FR" w:eastAsia="fr-FR" w:bidi="fr-FR"/>
+    </w:rPr>
     <w:tblPr>
       <w:tblStyleRowBandSize w:val="1"/>
       <w:tblStyleColBandSize w:val="1"/>
@@ -4564,6 +5151,9 @@
     <w:pPr>
       <w:spacing w:after="0" w:line="240" w:lineRule="auto"/>
     </w:pPr>
+    <w:rPr>
+      <w:lang w:val="fr-FR" w:eastAsia="fr-FR" w:bidi="fr-FR"/>
+    </w:rPr>
     <w:tblPr>
       <w:tblStyleRowBandSize w:val="1"/>
       <w:tblStyleColBandSize w:val="1"/>
@@ -4694,6 +5284,9 @@
     <w:pPr>
       <w:spacing w:after="0" w:line="240" w:lineRule="auto"/>
     </w:pPr>
+    <w:rPr>
+      <w:lang w:val="fr-FR" w:eastAsia="fr-FR" w:bidi="fr-FR"/>
+    </w:rPr>
     <w:tblPr>
       <w:tblStyleRowBandSize w:val="1"/>
       <w:tblStyleColBandSize w:val="1"/>
@@ -4800,6 +5393,9 @@
     <w:pPr>
       <w:spacing w:after="0" w:line="240" w:lineRule="auto"/>
     </w:pPr>
+    <w:rPr>
+      <w:lang w:val="fr-FR" w:eastAsia="fr-FR" w:bidi="fr-FR"/>
+    </w:rPr>
     <w:tblPr>
       <w:tblStyleRowBandSize w:val="1"/>
       <w:tblStyleColBandSize w:val="1"/>
@@ -4906,6 +5502,9 @@
     <w:pPr>
       <w:spacing w:after="0" w:line="240" w:lineRule="auto"/>
     </w:pPr>
+    <w:rPr>
+      <w:lang w:val="fr-FR" w:eastAsia="fr-FR" w:bidi="fr-FR"/>
+    </w:rPr>
     <w:tblPr>
       <w:tblStyleRowBandSize w:val="1"/>
       <w:tblStyleColBandSize w:val="1"/>
@@ -5012,6 +5611,9 @@
     <w:pPr>
       <w:spacing w:after="0" w:line="240" w:lineRule="auto"/>
     </w:pPr>
+    <w:rPr>
+      <w:lang w:val="fr-FR" w:eastAsia="fr-FR" w:bidi="fr-FR"/>
+    </w:rPr>
     <w:tblPr>
       <w:tblStyleRowBandSize w:val="1"/>
       <w:tblStyleColBandSize w:val="1"/>
@@ -5118,6 +5720,9 @@
     <w:pPr>
       <w:spacing w:after="0" w:line="240" w:lineRule="auto"/>
     </w:pPr>
+    <w:rPr>
+      <w:lang w:val="fr-FR" w:eastAsia="fr-FR" w:bidi="fr-FR"/>
+    </w:rPr>
     <w:tblPr>
       <w:tblStyleRowBandSize w:val="1"/>
       <w:tblStyleColBandSize w:val="1"/>
@@ -5224,6 +5829,9 @@
     <w:pPr>
       <w:spacing w:after="0" w:line="240" w:lineRule="auto"/>
     </w:pPr>
+    <w:rPr>
+      <w:lang w:val="fr-FR" w:eastAsia="fr-FR" w:bidi="fr-FR"/>
+    </w:rPr>
     <w:tblPr>
       <w:tblStyleRowBandSize w:val="1"/>
       <w:tblStyleColBandSize w:val="1"/>
@@ -5330,6 +5938,9 @@
     <w:pPr>
       <w:spacing w:after="0" w:line="240" w:lineRule="auto"/>
     </w:pPr>
+    <w:rPr>
+      <w:lang w:val="fr-FR" w:eastAsia="fr-FR" w:bidi="fr-FR"/>
+    </w:rPr>
     <w:tblPr>
       <w:tblStyleRowBandSize w:val="1"/>
       <w:tblStyleColBandSize w:val="1"/>
@@ -5436,6 +6047,9 @@
     <w:pPr>
       <w:spacing w:after="0" w:line="240" w:lineRule="auto"/>
     </w:pPr>
+    <w:rPr>
+      <w:lang w:val="fr-FR" w:eastAsia="fr-FR" w:bidi="fr-FR"/>
+    </w:rPr>
     <w:tblPr>
       <w:tblStyleRowBandSize w:val="1"/>
       <w:tblStyleColBandSize w:val="1"/>
@@ -5585,6 +6199,9 @@
     <w:pPr>
       <w:spacing w:after="0" w:line="240" w:lineRule="auto"/>
     </w:pPr>
+    <w:rPr>
+      <w:lang w:val="fr-FR" w:eastAsia="fr-FR" w:bidi="fr-FR"/>
+    </w:rPr>
     <w:tblPr>
       <w:tblStyleRowBandSize w:val="1"/>
       <w:tblStyleColBandSize w:val="1"/>
@@ -5734,6 +6351,9 @@
     <w:pPr>
       <w:spacing w:after="0" w:line="240" w:lineRule="auto"/>
     </w:pPr>
+    <w:rPr>
+      <w:lang w:val="fr-FR" w:eastAsia="fr-FR" w:bidi="fr-FR"/>
+    </w:rPr>
     <w:tblPr>
       <w:tblStyleRowBandSize w:val="1"/>
       <w:tblStyleColBandSize w:val="1"/>
@@ -5883,6 +6503,9 @@
     <w:pPr>
       <w:spacing w:after="0" w:line="240" w:lineRule="auto"/>
     </w:pPr>
+    <w:rPr>
+      <w:lang w:val="fr-FR" w:eastAsia="fr-FR" w:bidi="fr-FR"/>
+    </w:rPr>
     <w:tblPr>
       <w:tblStyleRowBandSize w:val="1"/>
       <w:tblStyleColBandSize w:val="1"/>
@@ -6032,6 +6655,9 @@
     <w:pPr>
       <w:spacing w:after="0" w:line="240" w:lineRule="auto"/>
     </w:pPr>
+    <w:rPr>
+      <w:lang w:val="fr-FR" w:eastAsia="fr-FR" w:bidi="fr-FR"/>
+    </w:rPr>
     <w:tblPr>
       <w:tblStyleRowBandSize w:val="1"/>
       <w:tblStyleColBandSize w:val="1"/>
@@ -6181,6 +6807,9 @@
     <w:pPr>
       <w:spacing w:after="0" w:line="240" w:lineRule="auto"/>
     </w:pPr>
+    <w:rPr>
+      <w:lang w:val="fr-FR" w:eastAsia="fr-FR" w:bidi="fr-FR"/>
+    </w:rPr>
     <w:tblPr>
       <w:tblStyleRowBandSize w:val="1"/>
       <w:tblStyleColBandSize w:val="1"/>
@@ -6330,6 +6959,9 @@
     <w:pPr>
       <w:spacing w:after="0" w:line="240" w:lineRule="auto"/>
     </w:pPr>
+    <w:rPr>
+      <w:lang w:val="fr-FR" w:eastAsia="fr-FR" w:bidi="fr-FR"/>
+    </w:rPr>
     <w:tblPr>
       <w:tblStyleRowBandSize w:val="1"/>
       <w:tblStyleColBandSize w:val="1"/>
@@ -6481,6 +7113,7 @@
     </w:pPr>
     <w:rPr>
       <w:color w:val="000000" w:themeColor="text1"/>
+      <w:lang w:val="fr-FR" w:eastAsia="fr-FR" w:bidi="fr-FR"/>
     </w:rPr>
     <w:tblPr>
       <w:tblStyleRowBandSize w:val="1"/>
@@ -6565,6 +7198,7 @@
     </w:pPr>
     <w:rPr>
       <w:color w:val="000000" w:themeColor="text1"/>
+      <w:lang w:val="fr-FR" w:eastAsia="fr-FR" w:bidi="fr-FR"/>
     </w:rPr>
     <w:tblPr>
       <w:tblStyleRowBandSize w:val="1"/>
@@ -6649,6 +7283,7 @@
     </w:pPr>
     <w:rPr>
       <w:color w:val="000000" w:themeColor="text1"/>
+      <w:lang w:val="fr-FR" w:eastAsia="fr-FR" w:bidi="fr-FR"/>
     </w:rPr>
     <w:tblPr>
       <w:tblStyleRowBandSize w:val="1"/>
@@ -6733,6 +7368,7 @@
     </w:pPr>
     <w:rPr>
       <w:color w:val="000000" w:themeColor="text1"/>
+      <w:lang w:val="fr-FR" w:eastAsia="fr-FR" w:bidi="fr-FR"/>
     </w:rPr>
     <w:tblPr>
       <w:tblStyleRowBandSize w:val="1"/>
@@ -6817,6 +7453,7 @@
     </w:pPr>
     <w:rPr>
       <w:color w:val="000000" w:themeColor="text1"/>
+      <w:lang w:val="fr-FR" w:eastAsia="fr-FR" w:bidi="fr-FR"/>
     </w:rPr>
     <w:tblPr>
       <w:tblStyleRowBandSize w:val="1"/>
@@ -6901,6 +7538,7 @@
     </w:pPr>
     <w:rPr>
       <w:color w:val="000000" w:themeColor="text1"/>
+      <w:lang w:val="fr-FR" w:eastAsia="fr-FR" w:bidi="fr-FR"/>
     </w:rPr>
     <w:tblPr>
       <w:tblStyleRowBandSize w:val="1"/>
@@ -6985,6 +7623,7 @@
     </w:pPr>
     <w:rPr>
       <w:color w:val="000000" w:themeColor="text1"/>
+      <w:lang w:val="fr-FR" w:eastAsia="fr-FR" w:bidi="fr-FR"/>
     </w:rPr>
     <w:tblPr>
       <w:tblStyleRowBandSize w:val="1"/>
@@ -7070,6 +7709,7 @@
     <w:rPr>
       <w:rFonts w:asciiTheme="majorHAnsi" w:eastAsiaTheme="majorEastAsia" w:hAnsiTheme="majorHAnsi" w:cstheme="majorBidi"/>
       <w:color w:val="000000" w:themeColor="text1"/>
+      <w:lang w:val="fr-FR" w:eastAsia="fr-FR" w:bidi="fr-FR"/>
     </w:rPr>
     <w:tblPr>
       <w:tblStyleRowBandSize w:val="1"/>
@@ -7198,6 +7838,7 @@
     <w:rPr>
       <w:rFonts w:asciiTheme="majorHAnsi" w:eastAsiaTheme="majorEastAsia" w:hAnsiTheme="majorHAnsi" w:cstheme="majorBidi"/>
       <w:color w:val="000000" w:themeColor="text1"/>
+      <w:lang w:val="fr-FR" w:eastAsia="fr-FR" w:bidi="fr-FR"/>
     </w:rPr>
     <w:tblPr>
       <w:tblStyleRowBandSize w:val="1"/>
@@ -7326,6 +7967,7 @@
     <w:rPr>
       <w:rFonts w:asciiTheme="majorHAnsi" w:eastAsiaTheme="majorEastAsia" w:hAnsiTheme="majorHAnsi" w:cstheme="majorBidi"/>
       <w:color w:val="000000" w:themeColor="text1"/>
+      <w:lang w:val="fr-FR" w:eastAsia="fr-FR" w:bidi="fr-FR"/>
     </w:rPr>
     <w:tblPr>
       <w:tblStyleRowBandSize w:val="1"/>
@@ -7454,6 +8096,7 @@
     <w:rPr>
       <w:rFonts w:asciiTheme="majorHAnsi" w:eastAsiaTheme="majorEastAsia" w:hAnsiTheme="majorHAnsi" w:cstheme="majorBidi"/>
       <w:color w:val="000000" w:themeColor="text1"/>
+      <w:lang w:val="fr-FR" w:eastAsia="fr-FR" w:bidi="fr-FR"/>
     </w:rPr>
     <w:tblPr>
       <w:tblStyleRowBandSize w:val="1"/>
@@ -7582,6 +8225,7 @@
     <w:rPr>
       <w:rFonts w:asciiTheme="majorHAnsi" w:eastAsiaTheme="majorEastAsia" w:hAnsiTheme="majorHAnsi" w:cstheme="majorBidi"/>
       <w:color w:val="000000" w:themeColor="text1"/>
+      <w:lang w:val="fr-FR" w:eastAsia="fr-FR" w:bidi="fr-FR"/>
     </w:rPr>
     <w:tblPr>
       <w:tblStyleRowBandSize w:val="1"/>
@@ -7710,6 +8354,7 @@
     <w:rPr>
       <w:rFonts w:asciiTheme="majorHAnsi" w:eastAsiaTheme="majorEastAsia" w:hAnsiTheme="majorHAnsi" w:cstheme="majorBidi"/>
       <w:color w:val="000000" w:themeColor="text1"/>
+      <w:lang w:val="fr-FR" w:eastAsia="fr-FR" w:bidi="fr-FR"/>
     </w:rPr>
     <w:tblPr>
       <w:tblStyleRowBandSize w:val="1"/>
@@ -7838,6 +8483,7 @@
     <w:rPr>
       <w:rFonts w:asciiTheme="majorHAnsi" w:eastAsiaTheme="majorEastAsia" w:hAnsiTheme="majorHAnsi" w:cstheme="majorBidi"/>
       <w:color w:val="000000" w:themeColor="text1"/>
+      <w:lang w:val="fr-FR" w:eastAsia="fr-FR" w:bidi="fr-FR"/>
     </w:rPr>
     <w:tblPr>
       <w:tblStyleRowBandSize w:val="1"/>
@@ -7963,6 +8609,9 @@
     <w:pPr>
       <w:spacing w:after="0" w:line="240" w:lineRule="auto"/>
     </w:pPr>
+    <w:rPr>
+      <w:lang w:val="fr-FR" w:eastAsia="fr-FR" w:bidi="fr-FR"/>
+    </w:rPr>
     <w:tblPr>
       <w:tblStyleRowBandSize w:val="1"/>
       <w:tblStyleColBandSize w:val="1"/>
@@ -8036,6 +8685,9 @@
     <w:pPr>
       <w:spacing w:after="0" w:line="240" w:lineRule="auto"/>
     </w:pPr>
+    <w:rPr>
+      <w:lang w:val="fr-FR" w:eastAsia="fr-FR" w:bidi="fr-FR"/>
+    </w:rPr>
     <w:tblPr>
       <w:tblStyleRowBandSize w:val="1"/>
       <w:tblStyleColBandSize w:val="1"/>
@@ -8109,6 +8761,9 @@
     <w:pPr>
       <w:spacing w:after="0" w:line="240" w:lineRule="auto"/>
     </w:pPr>
+    <w:rPr>
+      <w:lang w:val="fr-FR" w:eastAsia="fr-FR" w:bidi="fr-FR"/>
+    </w:rPr>
     <w:tblPr>
       <w:tblStyleRowBandSize w:val="1"/>
       <w:tblStyleColBandSize w:val="1"/>
@@ -8182,6 +8837,9 @@
     <w:pPr>
       <w:spacing w:after="0" w:line="240" w:lineRule="auto"/>
     </w:pPr>
+    <w:rPr>
+      <w:lang w:val="fr-FR" w:eastAsia="fr-FR" w:bidi="fr-FR"/>
+    </w:rPr>
     <w:tblPr>
       <w:tblStyleRowBandSize w:val="1"/>
       <w:tblStyleColBandSize w:val="1"/>
@@ -8255,6 +8913,9 @@
     <w:pPr>
       <w:spacing w:after="0" w:line="240" w:lineRule="auto"/>
     </w:pPr>
+    <w:rPr>
+      <w:lang w:val="fr-FR" w:eastAsia="fr-FR" w:bidi="fr-FR"/>
+    </w:rPr>
     <w:tblPr>
       <w:tblStyleRowBandSize w:val="1"/>
       <w:tblStyleColBandSize w:val="1"/>
@@ -8328,6 +8989,9 @@
     <w:pPr>
       <w:spacing w:after="0" w:line="240" w:lineRule="auto"/>
     </w:pPr>
+    <w:rPr>
+      <w:lang w:val="fr-FR" w:eastAsia="fr-FR" w:bidi="fr-FR"/>
+    </w:rPr>
     <w:tblPr>
       <w:tblStyleRowBandSize w:val="1"/>
       <w:tblStyleColBandSize w:val="1"/>
@@ -8401,6 +9065,9 @@
     <w:pPr>
       <w:spacing w:after="0" w:line="240" w:lineRule="auto"/>
     </w:pPr>
+    <w:rPr>
+      <w:lang w:val="fr-FR" w:eastAsia="fr-FR" w:bidi="fr-FR"/>
+    </w:rPr>
     <w:tblPr>
       <w:tblStyleRowBandSize w:val="1"/>
       <w:tblStyleColBandSize w:val="1"/>
@@ -8477,6 +9144,7 @@
     <w:rPr>
       <w:rFonts w:asciiTheme="majorHAnsi" w:eastAsiaTheme="majorEastAsia" w:hAnsiTheme="majorHAnsi" w:cstheme="majorBidi"/>
       <w:color w:val="000000" w:themeColor="text1"/>
+      <w:lang w:val="fr-FR" w:eastAsia="fr-FR" w:bidi="fr-FR"/>
     </w:rPr>
     <w:tblPr>
       <w:tblStyleRowBandSize w:val="1"/>
@@ -8602,6 +9270,7 @@
     <w:rPr>
       <w:rFonts w:asciiTheme="majorHAnsi" w:eastAsiaTheme="majorEastAsia" w:hAnsiTheme="majorHAnsi" w:cstheme="majorBidi"/>
       <w:color w:val="000000" w:themeColor="text1"/>
+      <w:lang w:val="fr-FR" w:eastAsia="fr-FR" w:bidi="fr-FR"/>
     </w:rPr>
     <w:tblPr>
       <w:tblStyleRowBandSize w:val="1"/>
@@ -8727,6 +9396,7 @@
     <w:rPr>
       <w:rFonts w:asciiTheme="majorHAnsi" w:eastAsiaTheme="majorEastAsia" w:hAnsiTheme="majorHAnsi" w:cstheme="majorBidi"/>
       <w:color w:val="000000" w:themeColor="text1"/>
+      <w:lang w:val="fr-FR" w:eastAsia="fr-FR" w:bidi="fr-FR"/>
     </w:rPr>
     <w:tblPr>
       <w:tblStyleRowBandSize w:val="1"/>
@@ -8852,6 +9522,7 @@
     <w:rPr>
       <w:rFonts w:asciiTheme="majorHAnsi" w:eastAsiaTheme="majorEastAsia" w:hAnsiTheme="majorHAnsi" w:cstheme="majorBidi"/>
       <w:color w:val="000000" w:themeColor="text1"/>
+      <w:lang w:val="fr-FR" w:eastAsia="fr-FR" w:bidi="fr-FR"/>
     </w:rPr>
     <w:tblPr>
       <w:tblStyleRowBandSize w:val="1"/>
@@ -8977,6 +9648,7 @@
     <w:rPr>
       <w:rFonts w:asciiTheme="majorHAnsi" w:eastAsiaTheme="majorEastAsia" w:hAnsiTheme="majorHAnsi" w:cstheme="majorBidi"/>
       <w:color w:val="000000" w:themeColor="text1"/>
+      <w:lang w:val="fr-FR" w:eastAsia="fr-FR" w:bidi="fr-FR"/>
     </w:rPr>
     <w:tblPr>
       <w:tblStyleRowBandSize w:val="1"/>
@@ -9102,6 +9774,7 @@
     <w:rPr>
       <w:rFonts w:asciiTheme="majorHAnsi" w:eastAsiaTheme="majorEastAsia" w:hAnsiTheme="majorHAnsi" w:cstheme="majorBidi"/>
       <w:color w:val="000000" w:themeColor="text1"/>
+      <w:lang w:val="fr-FR" w:eastAsia="fr-FR" w:bidi="fr-FR"/>
     </w:rPr>
     <w:tblPr>
       <w:tblStyleRowBandSize w:val="1"/>
@@ -9227,6 +9900,7 @@
     <w:rPr>
       <w:rFonts w:asciiTheme="majorHAnsi" w:eastAsiaTheme="majorEastAsia" w:hAnsiTheme="majorHAnsi" w:cstheme="majorBidi"/>
       <w:color w:val="000000" w:themeColor="text1"/>
+      <w:lang w:val="fr-FR" w:eastAsia="fr-FR" w:bidi="fr-FR"/>
     </w:rPr>
     <w:tblPr>
       <w:tblStyleRowBandSize w:val="1"/>
@@ -9349,6 +10023,9 @@
     <w:pPr>
       <w:spacing w:after="0" w:line="240" w:lineRule="auto"/>
     </w:pPr>
+    <w:rPr>
+      <w:lang w:val="fr-FR" w:eastAsia="fr-FR" w:bidi="fr-FR"/>
+    </w:rPr>
     <w:tblPr>
       <w:tblStyleRowBandSize w:val="1"/>
       <w:tblStyleColBandSize w:val="1"/>
@@ -9490,6 +10167,9 @@
     <w:pPr>
       <w:spacing w:after="0" w:line="240" w:lineRule="auto"/>
     </w:pPr>
+    <w:rPr>
+      <w:lang w:val="fr-FR" w:eastAsia="fr-FR" w:bidi="fr-FR"/>
+    </w:rPr>
     <w:tblPr>
       <w:tblStyleRowBandSize w:val="1"/>
       <w:tblStyleColBandSize w:val="1"/>
@@ -9631,6 +10311,9 @@
     <w:pPr>
       <w:spacing w:after="0" w:line="240" w:lineRule="auto"/>
     </w:pPr>
+    <w:rPr>
+      <w:lang w:val="fr-FR" w:eastAsia="fr-FR" w:bidi="fr-FR"/>
+    </w:rPr>
     <w:tblPr>
       <w:tblStyleRowBandSize w:val="1"/>
       <w:tblStyleColBandSize w:val="1"/>
@@ -9772,6 +10455,9 @@
     <w:pPr>
       <w:spacing w:after="0" w:line="240" w:lineRule="auto"/>
     </w:pPr>
+    <w:rPr>
+      <w:lang w:val="fr-FR" w:eastAsia="fr-FR" w:bidi="fr-FR"/>
+    </w:rPr>
     <w:tblPr>
       <w:tblStyleRowBandSize w:val="1"/>
       <w:tblStyleColBandSize w:val="1"/>
@@ -9913,6 +10599,9 @@
     <w:pPr>
       <w:spacing w:after="0" w:line="240" w:lineRule="auto"/>
     </w:pPr>
+    <w:rPr>
+      <w:lang w:val="fr-FR" w:eastAsia="fr-FR" w:bidi="fr-FR"/>
+    </w:rPr>
     <w:tblPr>
       <w:tblStyleRowBandSize w:val="1"/>
       <w:tblStyleColBandSize w:val="1"/>
@@ -10054,6 +10743,9 @@
     <w:pPr>
       <w:spacing w:after="0" w:line="240" w:lineRule="auto"/>
     </w:pPr>
+    <w:rPr>
+      <w:lang w:val="fr-FR" w:eastAsia="fr-FR" w:bidi="fr-FR"/>
+    </w:rPr>
     <w:tblPr>
       <w:tblStyleRowBandSize w:val="1"/>
       <w:tblStyleColBandSize w:val="1"/>
@@ -10195,6 +10887,9 @@
     <w:pPr>
       <w:spacing w:after="0" w:line="240" w:lineRule="auto"/>
     </w:pPr>
+    <w:rPr>
+      <w:lang w:val="fr-FR" w:eastAsia="fr-FR" w:bidi="fr-FR"/>
+    </w:rPr>
     <w:tblPr>
       <w:tblStyleRowBandSize w:val="1"/>
       <w:tblStyleColBandSize w:val="1"/>
@@ -10338,6 +11033,7 @@
     </w:pPr>
     <w:rPr>
       <w:color w:val="FFFFFF" w:themeColor="background1"/>
+      <w:lang w:val="fr-FR" w:eastAsia="fr-FR" w:bidi="fr-FR"/>
     </w:rPr>
     <w:tblPr>
       <w:tblStyleRowBandSize w:val="1"/>
@@ -10452,6 +11148,7 @@
     </w:pPr>
     <w:rPr>
       <w:color w:val="FFFFFF" w:themeColor="background1"/>
+      <w:lang w:val="fr-FR" w:eastAsia="fr-FR" w:bidi="fr-FR"/>
     </w:rPr>
     <w:tblPr>
       <w:tblStyleRowBandSize w:val="1"/>
@@ -10566,6 +11263,7 @@
     </w:pPr>
     <w:rPr>
       <w:color w:val="FFFFFF" w:themeColor="background1"/>
+      <w:lang w:val="fr-FR" w:eastAsia="fr-FR" w:bidi="fr-FR"/>
     </w:rPr>
     <w:tblPr>
       <w:tblStyleRowBandSize w:val="1"/>
@@ -10680,6 +11378,7 @@
     </w:pPr>
     <w:rPr>
       <w:color w:val="FFFFFF" w:themeColor="background1"/>
+      <w:lang w:val="fr-FR" w:eastAsia="fr-FR" w:bidi="fr-FR"/>
     </w:rPr>
     <w:tblPr>
       <w:tblStyleRowBandSize w:val="1"/>
@@ -10794,6 +11493,7 @@
     </w:pPr>
     <w:rPr>
       <w:color w:val="FFFFFF" w:themeColor="background1"/>
+      <w:lang w:val="fr-FR" w:eastAsia="fr-FR" w:bidi="fr-FR"/>
     </w:rPr>
     <w:tblPr>
       <w:tblStyleRowBandSize w:val="1"/>
@@ -10908,6 +11608,7 @@
     </w:pPr>
     <w:rPr>
       <w:color w:val="FFFFFF" w:themeColor="background1"/>
+      <w:lang w:val="fr-FR" w:eastAsia="fr-FR" w:bidi="fr-FR"/>
     </w:rPr>
     <w:tblPr>
       <w:tblStyleRowBandSize w:val="1"/>
@@ -11022,6 +11723,7 @@
     </w:pPr>
     <w:rPr>
       <w:color w:val="FFFFFF" w:themeColor="background1"/>
+      <w:lang w:val="fr-FR" w:eastAsia="fr-FR" w:bidi="fr-FR"/>
     </w:rPr>
     <w:tblPr>
       <w:tblStyleRowBandSize w:val="1"/>
@@ -11136,6 +11838,7 @@
     </w:pPr>
     <w:rPr>
       <w:color w:val="000000" w:themeColor="text1"/>
+      <w:lang w:val="fr-FR" w:eastAsia="fr-FR" w:bidi="fr-FR"/>
     </w:rPr>
     <w:tblPr>
       <w:tblStyleRowBandSize w:val="1"/>
@@ -11258,6 +11961,7 @@
     </w:pPr>
     <w:rPr>
       <w:color w:val="000000" w:themeColor="text1"/>
+      <w:lang w:val="fr-FR" w:eastAsia="fr-FR" w:bidi="fr-FR"/>
     </w:rPr>
     <w:tblPr>
       <w:tblStyleRowBandSize w:val="1"/>
@@ -11380,6 +12084,7 @@
     </w:pPr>
     <w:rPr>
       <w:color w:val="000000" w:themeColor="text1"/>
+      <w:lang w:val="fr-FR" w:eastAsia="fr-FR" w:bidi="fr-FR"/>
     </w:rPr>
     <w:tblPr>
       <w:tblStyleRowBandSize w:val="1"/>
@@ -11502,6 +12207,7 @@
     </w:pPr>
     <w:rPr>
       <w:color w:val="000000" w:themeColor="text1"/>
+      <w:lang w:val="fr-FR" w:eastAsia="fr-FR" w:bidi="fr-FR"/>
     </w:rPr>
     <w:tblPr>
       <w:tblStyleRowBandSize w:val="1"/>
@@ -11614,6 +12320,7 @@
     </w:pPr>
     <w:rPr>
       <w:color w:val="000000" w:themeColor="text1"/>
+      <w:lang w:val="fr-FR" w:eastAsia="fr-FR" w:bidi="fr-FR"/>
     </w:rPr>
     <w:tblPr>
       <w:tblStyleRowBandSize w:val="1"/>
@@ -11736,6 +12443,7 @@
     </w:pPr>
     <w:rPr>
       <w:color w:val="000000" w:themeColor="text1"/>
+      <w:lang w:val="fr-FR" w:eastAsia="fr-FR" w:bidi="fr-FR"/>
     </w:rPr>
     <w:tblPr>
       <w:tblStyleRowBandSize w:val="1"/>
@@ -11858,6 +12566,7 @@
     </w:pPr>
     <w:rPr>
       <w:color w:val="000000" w:themeColor="text1"/>
+      <w:lang w:val="fr-FR" w:eastAsia="fr-FR" w:bidi="fr-FR"/>
     </w:rPr>
     <w:tblPr>
       <w:tblStyleRowBandSize w:val="1"/>
@@ -11980,6 +12689,7 @@
     </w:pPr>
     <w:rPr>
       <w:color w:val="000000" w:themeColor="text1"/>
+      <w:lang w:val="fr-FR" w:eastAsia="fr-FR" w:bidi="fr-FR"/>
     </w:rPr>
     <w:tblPr>
       <w:tblStyleRowBandSize w:val="1"/>
@@ -12066,6 +12776,7 @@
     </w:pPr>
     <w:rPr>
       <w:color w:val="000000" w:themeColor="text1"/>
+      <w:lang w:val="fr-FR" w:eastAsia="fr-FR" w:bidi="fr-FR"/>
     </w:rPr>
     <w:tblPr>
       <w:tblStyleRowBandSize w:val="1"/>
@@ -12152,6 +12863,7 @@
     </w:pPr>
     <w:rPr>
       <w:color w:val="000000" w:themeColor="text1"/>
+      <w:lang w:val="fr-FR" w:eastAsia="fr-FR" w:bidi="fr-FR"/>
     </w:rPr>
     <w:tblPr>
       <w:tblStyleRowBandSize w:val="1"/>
@@ -12238,6 +12950,7 @@
     </w:pPr>
     <w:rPr>
       <w:color w:val="000000" w:themeColor="text1"/>
+      <w:lang w:val="fr-FR" w:eastAsia="fr-FR" w:bidi="fr-FR"/>
     </w:rPr>
     <w:tblPr>
       <w:tblStyleRowBandSize w:val="1"/>
@@ -12324,6 +13037,7 @@
     </w:pPr>
     <w:rPr>
       <w:color w:val="000000" w:themeColor="text1"/>
+      <w:lang w:val="fr-FR" w:eastAsia="fr-FR" w:bidi="fr-FR"/>
     </w:rPr>
     <w:tblPr>
       <w:tblStyleRowBandSize w:val="1"/>
@@ -12410,6 +13124,7 @@
     </w:pPr>
     <w:rPr>
       <w:color w:val="000000" w:themeColor="text1"/>
+      <w:lang w:val="fr-FR" w:eastAsia="fr-FR" w:bidi="fr-FR"/>
     </w:rPr>
     <w:tblPr>
       <w:tblStyleRowBandSize w:val="1"/>
@@ -12496,6 +13211,7 @@
     </w:pPr>
     <w:rPr>
       <w:color w:val="000000" w:themeColor="text1"/>
+      <w:lang w:val="fr-FR" w:eastAsia="fr-FR" w:bidi="fr-FR"/>
     </w:rPr>
     <w:tblPr>
       <w:tblStyleRowBandSize w:val="1"/>
@@ -12582,6 +13298,7 @@
     </w:pPr>
     <w:rPr>
       <w:color w:val="000000" w:themeColor="text1"/>
+      <w:lang w:val="fr-FR" w:eastAsia="fr-FR" w:bidi="fr-FR"/>
     </w:rPr>
     <w:tblPr>
       <w:tblStyleRowBandSize w:val="1"/>
@@ -12662,6 +13379,7 @@
     </w:pPr>
     <w:rPr>
       <w:color w:val="000000" w:themeColor="text1"/>
+      <w:lang w:val="fr-FR" w:eastAsia="fr-FR" w:bidi="fr-FR"/>
     </w:rPr>
     <w:tblPr>
       <w:tblStyleRowBandSize w:val="1"/>
@@ -12742,6 +13460,7 @@
     </w:pPr>
     <w:rPr>
       <w:color w:val="000000" w:themeColor="text1"/>
+      <w:lang w:val="fr-FR" w:eastAsia="fr-FR" w:bidi="fr-FR"/>
     </w:rPr>
     <w:tblPr>
       <w:tblStyleRowBandSize w:val="1"/>
@@ -12822,6 +13541,7 @@
     </w:pPr>
     <w:rPr>
       <w:color w:val="000000" w:themeColor="text1"/>
+      <w:lang w:val="fr-FR" w:eastAsia="fr-FR" w:bidi="fr-FR"/>
     </w:rPr>
     <w:tblPr>
       <w:tblStyleRowBandSize w:val="1"/>
@@ -12902,6 +13622,7 @@
     </w:pPr>
     <w:rPr>
       <w:color w:val="000000" w:themeColor="text1"/>
+      <w:lang w:val="fr-FR" w:eastAsia="fr-FR" w:bidi="fr-FR"/>
     </w:rPr>
     <w:tblPr>
       <w:tblStyleRowBandSize w:val="1"/>
@@ -12982,6 +13703,7 @@
     </w:pPr>
     <w:rPr>
       <w:color w:val="000000" w:themeColor="text1"/>
+      <w:lang w:val="fr-FR" w:eastAsia="fr-FR" w:bidi="fr-FR"/>
     </w:rPr>
     <w:tblPr>
       <w:tblStyleRowBandSize w:val="1"/>
@@ -13062,6 +13784,7 @@
     </w:pPr>
     <w:rPr>
       <w:color w:val="000000" w:themeColor="text1"/>
+      <w:lang w:val="fr-FR" w:eastAsia="fr-FR" w:bidi="fr-FR"/>
     </w:rPr>
     <w:tblPr>
       <w:tblStyleRowBandSize w:val="1"/>
